--- a/output/令和8年度_新入生用具購入案内書_全員分.docx
+++ b/output/令和8年度_新入生用具購入案内書_全員分.docx
@@ -45,6 +45,89 @@
         <w:t>１年A組　29番　竹原 浩輝　保護者　様</w:t>
       </w:r>
     </w:p>
+    <w:tbl>
+      <w:tblPr>
+        <w:tblStyle w:val="TableGrid"/>
+        <w:tblW w:type="auto" w:w="0"/>
+        <w:tblLook w:firstColumn="1" w:firstRow="1" w:lastColumn="0" w:lastRow="0" w:noHBand="0" w:noVBand="1" w:val="04A0"/>
+      </w:tblPr>
+      <w:tblGrid>
+        <w:gridCol w:w="9072"/>
+      </w:tblGrid>
+      <w:tr>
+        <w:tc>
+          <w:tcPr>
+            <w:tcW w:type="dxa" w:w="9072"/>
+            <w:shd w:val="clear" w:color="auto" w:fill="FFF2CC"/>
+            <w:vAlign w:val="center"/>
+          </w:tcPr>
+          <w:p>
+            <w:pPr>
+              <w:spacing w:before="60" w:after="20"/>
+            </w:pPr>
+            <w:r>
+              <w:rPr>
+                <w:rFonts w:ascii="游明朝" w:hAnsi="游明朝" w:eastAsia="游明朝"/>
+                <w:b/>
+                <w:sz w:val="21"/>
+              </w:rPr>
+              <w:t>【訂正・お詫び】</w:t>
+            </w:r>
+          </w:p>
+          <w:p>
+            <w:pPr>
+              <w:spacing w:before="20" w:after="20"/>
+            </w:pPr>
+            <w:r>
+              <w:rPr>
+                <w:rFonts w:ascii="游明朝" w:hAnsi="游明朝" w:eastAsia="游明朝"/>
+                <w:b w:val="0"/>
+                <w:sz w:val="20"/>
+              </w:rPr>
+              <w:t>先日お渡しした案内書について、下記の通り訂正いたします。ご迷惑をおかけし、誠に申し訳ございませんでした。</w:t>
+            </w:r>
+          </w:p>
+          <w:p>
+            <w:pPr>
+              <w:spacing w:before="20" w:after="20"/>
+              <w:ind w:left="200"/>
+            </w:pPr>
+            <w:r>
+              <w:rPr>
+                <w:rFonts w:ascii="游明朝" w:hAnsi="游明朝" w:eastAsia="游明朝"/>
+                <w:b w:val="0"/>
+                <w:sz w:val="20"/>
+              </w:rPr>
+              <w:t>① ショルダーガードのサイズを修正しました。今一度ご確認ください。</w:t>
+            </w:r>
+          </w:p>
+          <w:p>
+            <w:pPr>
+              <w:spacing w:before="20" w:after="20"/>
+              <w:ind w:left="200"/>
+            </w:pPr>
+            <w:r>
+              <w:rPr>
+                <w:rFonts w:ascii="游明朝" w:hAnsi="游明朝" w:eastAsia="游明朝"/>
+                <w:b w:val="0"/>
+                <w:sz w:val="20"/>
+              </w:rPr>
+              <w:t>② お支払いについて：三菱UFJ銀行へのお振込みは不要です。代金はミズノ担当者より各ご家庭へ個別にご連絡いたします。</w:t>
+            </w:r>
+          </w:p>
+          <w:p>
+            <w:pPr>
+              <w:spacing w:after="60"/>
+            </w:pPr>
+          </w:p>
+        </w:tc>
+      </w:tr>
+    </w:tbl>
+    <w:p>
+      <w:pPr>
+        <w:spacing w:after="80"/>
+      </w:pPr>
+    </w:p>
     <w:p>
       <w:pPr>
         <w:spacing w:before="0" w:after="120"/>
@@ -56,7 +139,7 @@
           <w:b w:val="0"/>
           <w:sz w:val="21"/>
         </w:rPr>
-        <w:t>平素よりラグビー部の活動にご理解・ご協力をいただき、誠にありがとうございます。下記の通り、用具一式のご注文内容と金額をお知らせいたします。内容をご確認のうえ、期日までに三菱UFJ銀行へお振込みをお願いいたします。</w:t>
+        <w:t>平素よりラグビー部の活動にご理解・ご協力をいただき、誠にありがとうございます。下記の通り、用具一式のご注文内容と金額をお知らせいたします。内容をご確認のうえ、ミズノ担当者からのご連絡をお待ちください。</w:t>
       </w:r>
     </w:p>
     <w:tbl>
@@ -1165,7 +1248,7 @@
                 <w:b w:val="0"/>
                 <w:sz w:val="20"/>
               </w:rPr>
-              <w:t>L</w:t>
+              <w:t>S</w:t>
             </w:r>
           </w:p>
         </w:tc>
@@ -1713,7 +1796,7 @@
           <w:b/>
           <w:sz w:val="21"/>
         </w:rPr>
-        <w:t>【お振込み先】</w:t>
+        <w:t>【お支払いについて】</w:t>
       </w:r>
     </w:p>
     <w:p>
@@ -1727,7 +1810,7 @@
           <w:b w:val="0"/>
           <w:sz w:val="20"/>
         </w:rPr>
-        <w:t>銀行名：三菱UFJ銀行　世田谷支店（店番130）</w:t>
+        <w:t>代金のお支払いは、ミズノ担当者より各ご家庭へ個別にご連絡いたします。</w:t>
       </w:r>
     </w:p>
     <w:p>
@@ -1741,7 +1824,7 @@
           <w:b w:val="0"/>
           <w:sz w:val="20"/>
         </w:rPr>
-        <w:t>口座種別：普通預金　口座番号：0887504</w:t>
+        <w:t>三菱UFJ銀行へのお振込みは不要です。</w:t>
       </w:r>
     </w:p>
     <w:p>
@@ -1755,35 +1838,7 @@
           <w:b w:val="0"/>
           <w:sz w:val="20"/>
         </w:rPr>
-        <w:t>口座名義：駒澤大学高校ラグビー部　畠山 和真</w:t>
-      </w:r>
-    </w:p>
-    <w:p>
-      <w:pPr>
-        <w:spacing w:before="0" w:after="20"/>
-        <w:ind w:left="280"/>
-      </w:pPr>
-      <w:r>
-        <w:rPr>
-          <w:rFonts w:ascii="游明朝" w:hAnsi="游明朝" w:eastAsia="游明朝"/>
-          <w:b w:val="0"/>
-          <w:sz w:val="20"/>
-        </w:rPr>
-        <w:t>振込依頼人名：「１ネン 竹原浩輝」と入力してください</w:t>
-      </w:r>
-    </w:p>
-    <w:p>
-      <w:pPr>
-        <w:spacing w:before="0" w:after="20"/>
-        <w:ind w:left="280"/>
-      </w:pPr>
-      <w:r>
-        <w:rPr>
-          <w:rFonts w:ascii="游明朝" w:hAnsi="游明朝" w:eastAsia="游明朝"/>
-          <w:b w:val="0"/>
-          <w:sz w:val="20"/>
-        </w:rPr>
-        <w:t>振込期限：令和８年７月１日（火）</w:t>
+        <w:t>担当者からの連絡をお待ちください。</w:t>
       </w:r>
     </w:p>
     <w:p>
@@ -1853,6 +1908,89 @@
         <w:t>１年I組　30番　葛西 律紀　保護者　様</w:t>
       </w:r>
     </w:p>
+    <w:tbl>
+      <w:tblPr>
+        <w:tblStyle w:val="TableGrid"/>
+        <w:tblW w:type="auto" w:w="0"/>
+        <w:tblLook w:firstColumn="1" w:firstRow="1" w:lastColumn="0" w:lastRow="0" w:noHBand="0" w:noVBand="1" w:val="04A0"/>
+      </w:tblPr>
+      <w:tblGrid>
+        <w:gridCol w:w="9072"/>
+      </w:tblGrid>
+      <w:tr>
+        <w:tc>
+          <w:tcPr>
+            <w:tcW w:type="dxa" w:w="9072"/>
+            <w:shd w:val="clear" w:color="auto" w:fill="FFF2CC"/>
+            <w:vAlign w:val="center"/>
+          </w:tcPr>
+          <w:p>
+            <w:pPr>
+              <w:spacing w:before="60" w:after="20"/>
+            </w:pPr>
+            <w:r>
+              <w:rPr>
+                <w:rFonts w:ascii="游明朝" w:hAnsi="游明朝" w:eastAsia="游明朝"/>
+                <w:b/>
+                <w:sz w:val="21"/>
+              </w:rPr>
+              <w:t>【訂正・お詫び】</w:t>
+            </w:r>
+          </w:p>
+          <w:p>
+            <w:pPr>
+              <w:spacing w:before="20" w:after="20"/>
+            </w:pPr>
+            <w:r>
+              <w:rPr>
+                <w:rFonts w:ascii="游明朝" w:hAnsi="游明朝" w:eastAsia="游明朝"/>
+                <w:b w:val="0"/>
+                <w:sz w:val="20"/>
+              </w:rPr>
+              <w:t>先日お渡しした案内書について、下記の通り訂正いたします。ご迷惑をおかけし、誠に申し訳ございませんでした。</w:t>
+            </w:r>
+          </w:p>
+          <w:p>
+            <w:pPr>
+              <w:spacing w:before="20" w:after="20"/>
+              <w:ind w:left="200"/>
+            </w:pPr>
+            <w:r>
+              <w:rPr>
+                <w:rFonts w:ascii="游明朝" w:hAnsi="游明朝" w:eastAsia="游明朝"/>
+                <w:b w:val="0"/>
+                <w:sz w:val="20"/>
+              </w:rPr>
+              <w:t>① ショルダーガードのサイズを修正しました。今一度ご確認ください。</w:t>
+            </w:r>
+          </w:p>
+          <w:p>
+            <w:pPr>
+              <w:spacing w:before="20" w:after="20"/>
+              <w:ind w:left="200"/>
+            </w:pPr>
+            <w:r>
+              <w:rPr>
+                <w:rFonts w:ascii="游明朝" w:hAnsi="游明朝" w:eastAsia="游明朝"/>
+                <w:b w:val="0"/>
+                <w:sz w:val="20"/>
+              </w:rPr>
+              <w:t>② お支払いについて：三菱UFJ銀行へのお振込みは不要です。代金はミズノ担当者より各ご家庭へ個別にご連絡いたします。</w:t>
+            </w:r>
+          </w:p>
+          <w:p>
+            <w:pPr>
+              <w:spacing w:after="60"/>
+            </w:pPr>
+          </w:p>
+        </w:tc>
+      </w:tr>
+    </w:tbl>
+    <w:p>
+      <w:pPr>
+        <w:spacing w:after="80"/>
+      </w:pPr>
+    </w:p>
     <w:p>
       <w:pPr>
         <w:spacing w:before="0" w:after="120"/>
@@ -1864,7 +2002,7 @@
           <w:b w:val="0"/>
           <w:sz w:val="21"/>
         </w:rPr>
-        <w:t>平素よりラグビー部の活動にご理解・ご協力をいただき、誠にありがとうございます。下記の通り、用具一式のご注文内容と金額をお知らせいたします。内容をご確認のうえ、期日までに三菱UFJ銀行へお振込みをお願いいたします。</w:t>
+        <w:t>平素よりラグビー部の活動にご理解・ご協力をいただき、誠にありがとうございます。下記の通り、用具一式のご注文内容と金額をお知らせいたします。内容をご確認のうえ、ミズノ担当者からのご連絡をお待ちください。</w:t>
       </w:r>
     </w:p>
     <w:tbl>
@@ -3419,7 +3557,7 @@
           <w:b/>
           <w:sz w:val="21"/>
         </w:rPr>
-        <w:t>【お振込み先】</w:t>
+        <w:t>【お支払いについて】</w:t>
       </w:r>
     </w:p>
     <w:p>
@@ -3433,7 +3571,7 @@
           <w:b w:val="0"/>
           <w:sz w:val="20"/>
         </w:rPr>
-        <w:t>銀行名：三菱UFJ銀行　世田谷支店（店番130）</w:t>
+        <w:t>代金のお支払いは、ミズノ担当者より各ご家庭へ個別にご連絡いたします。</w:t>
       </w:r>
     </w:p>
     <w:p>
@@ -3447,7 +3585,7 @@
           <w:b w:val="0"/>
           <w:sz w:val="20"/>
         </w:rPr>
-        <w:t>口座種別：普通預金　口座番号：0887504</w:t>
+        <w:t>三菱UFJ銀行へのお振込みは不要です。</w:t>
       </w:r>
     </w:p>
     <w:p>
@@ -3461,35 +3599,7 @@
           <w:b w:val="0"/>
           <w:sz w:val="20"/>
         </w:rPr>
-        <w:t>口座名義：駒澤大学高校ラグビー部　畠山 和真</w:t>
-      </w:r>
-    </w:p>
-    <w:p>
-      <w:pPr>
-        <w:spacing w:before="0" w:after="20"/>
-        <w:ind w:left="280"/>
-      </w:pPr>
-      <w:r>
-        <w:rPr>
-          <w:rFonts w:ascii="游明朝" w:hAnsi="游明朝" w:eastAsia="游明朝"/>
-          <w:b w:val="0"/>
-          <w:sz w:val="20"/>
-        </w:rPr>
-        <w:t>振込依頼人名：「１ネン 葛西律紀」と入力してください</w:t>
-      </w:r>
-    </w:p>
-    <w:p>
-      <w:pPr>
-        <w:spacing w:before="0" w:after="20"/>
-        <w:ind w:left="280"/>
-      </w:pPr>
-      <w:r>
-        <w:rPr>
-          <w:rFonts w:ascii="游明朝" w:hAnsi="游明朝" w:eastAsia="游明朝"/>
-          <w:b w:val="0"/>
-          <w:sz w:val="20"/>
-        </w:rPr>
-        <w:t>振込期限：令和８年７月１日（火）</w:t>
+        <w:t>担当者からの連絡をお待ちください。</w:t>
       </w:r>
     </w:p>
     <w:p>
@@ -3559,6 +3669,89 @@
         <w:t>１年D組　31番　大津 究士　保護者　様</w:t>
       </w:r>
     </w:p>
+    <w:tbl>
+      <w:tblPr>
+        <w:tblStyle w:val="TableGrid"/>
+        <w:tblW w:type="auto" w:w="0"/>
+        <w:tblLook w:firstColumn="1" w:firstRow="1" w:lastColumn="0" w:lastRow="0" w:noHBand="0" w:noVBand="1" w:val="04A0"/>
+      </w:tblPr>
+      <w:tblGrid>
+        <w:gridCol w:w="9072"/>
+      </w:tblGrid>
+      <w:tr>
+        <w:tc>
+          <w:tcPr>
+            <w:tcW w:type="dxa" w:w="9072"/>
+            <w:shd w:val="clear" w:color="auto" w:fill="FFF2CC"/>
+            <w:vAlign w:val="center"/>
+          </w:tcPr>
+          <w:p>
+            <w:pPr>
+              <w:spacing w:before="60" w:after="20"/>
+            </w:pPr>
+            <w:r>
+              <w:rPr>
+                <w:rFonts w:ascii="游明朝" w:hAnsi="游明朝" w:eastAsia="游明朝"/>
+                <w:b/>
+                <w:sz w:val="21"/>
+              </w:rPr>
+              <w:t>【訂正・お詫び】</w:t>
+            </w:r>
+          </w:p>
+          <w:p>
+            <w:pPr>
+              <w:spacing w:before="20" w:after="20"/>
+            </w:pPr>
+            <w:r>
+              <w:rPr>
+                <w:rFonts w:ascii="游明朝" w:hAnsi="游明朝" w:eastAsia="游明朝"/>
+                <w:b w:val="0"/>
+                <w:sz w:val="20"/>
+              </w:rPr>
+              <w:t>先日お渡しした案内書について、下記の通り訂正いたします。ご迷惑をおかけし、誠に申し訳ございませんでした。</w:t>
+            </w:r>
+          </w:p>
+          <w:p>
+            <w:pPr>
+              <w:spacing w:before="20" w:after="20"/>
+              <w:ind w:left="200"/>
+            </w:pPr>
+            <w:r>
+              <w:rPr>
+                <w:rFonts w:ascii="游明朝" w:hAnsi="游明朝" w:eastAsia="游明朝"/>
+                <w:b w:val="0"/>
+                <w:sz w:val="20"/>
+              </w:rPr>
+              <w:t>① ショルダーガードのサイズを修正しました。今一度ご確認ください。</w:t>
+            </w:r>
+          </w:p>
+          <w:p>
+            <w:pPr>
+              <w:spacing w:before="20" w:after="20"/>
+              <w:ind w:left="200"/>
+            </w:pPr>
+            <w:r>
+              <w:rPr>
+                <w:rFonts w:ascii="游明朝" w:hAnsi="游明朝" w:eastAsia="游明朝"/>
+                <w:b w:val="0"/>
+                <w:sz w:val="20"/>
+              </w:rPr>
+              <w:t>② お支払いについて：三菱UFJ銀行へのお振込みは不要です。代金はミズノ担当者より各ご家庭へ個別にご連絡いたします。</w:t>
+            </w:r>
+          </w:p>
+          <w:p>
+            <w:pPr>
+              <w:spacing w:after="60"/>
+            </w:pPr>
+          </w:p>
+        </w:tc>
+      </w:tr>
+    </w:tbl>
+    <w:p>
+      <w:pPr>
+        <w:spacing w:after="80"/>
+      </w:pPr>
+    </w:p>
     <w:p>
       <w:pPr>
         <w:spacing w:before="0" w:after="120"/>
@@ -3570,7 +3763,7 @@
           <w:b w:val="0"/>
           <w:sz w:val="21"/>
         </w:rPr>
-        <w:t>平素よりラグビー部の活動にご理解・ご協力をいただき、誠にありがとうございます。下記の通り、用具一式のご注文内容と金額をお知らせいたします。内容をご確認のうえ、期日までに三菱UFJ銀行へお振込みをお願いいたします。</w:t>
+        <w:t>平素よりラグビー部の活動にご理解・ご協力をいただき、誠にありがとうございます。下記の通り、用具一式のご注文内容と金額をお知らせいたします。内容をご確認のうえ、ミズノ担当者からのご連絡をお待ちください。</w:t>
       </w:r>
     </w:p>
     <w:tbl>
@@ -5125,7 +5318,7 @@
           <w:b/>
           <w:sz w:val="21"/>
         </w:rPr>
-        <w:t>【お振込み先】</w:t>
+        <w:t>【お支払いについて】</w:t>
       </w:r>
     </w:p>
     <w:p>
@@ -5139,7 +5332,7 @@
           <w:b w:val="0"/>
           <w:sz w:val="20"/>
         </w:rPr>
-        <w:t>銀行名：三菱UFJ銀行　世田谷支店（店番130）</w:t>
+        <w:t>代金のお支払いは、ミズノ担当者より各ご家庭へ個別にご連絡いたします。</w:t>
       </w:r>
     </w:p>
     <w:p>
@@ -5153,7 +5346,7 @@
           <w:b w:val="0"/>
           <w:sz w:val="20"/>
         </w:rPr>
-        <w:t>口座種別：普通預金　口座番号：0887504</w:t>
+        <w:t>三菱UFJ銀行へのお振込みは不要です。</w:t>
       </w:r>
     </w:p>
     <w:p>
@@ -5167,35 +5360,7 @@
           <w:b w:val="0"/>
           <w:sz w:val="20"/>
         </w:rPr>
-        <w:t>口座名義：駒澤大学高校ラグビー部　畠山 和真</w:t>
-      </w:r>
-    </w:p>
-    <w:p>
-      <w:pPr>
-        <w:spacing w:before="0" w:after="20"/>
-        <w:ind w:left="280"/>
-      </w:pPr>
-      <w:r>
-        <w:rPr>
-          <w:rFonts w:ascii="游明朝" w:hAnsi="游明朝" w:eastAsia="游明朝"/>
-          <w:b w:val="0"/>
-          <w:sz w:val="20"/>
-        </w:rPr>
-        <w:t>振込依頼人名：「１ネン 大津究士」と入力してください</w:t>
-      </w:r>
-    </w:p>
-    <w:p>
-      <w:pPr>
-        <w:spacing w:before="0" w:after="20"/>
-        <w:ind w:left="280"/>
-      </w:pPr>
-      <w:r>
-        <w:rPr>
-          <w:rFonts w:ascii="游明朝" w:hAnsi="游明朝" w:eastAsia="游明朝"/>
-          <w:b w:val="0"/>
-          <w:sz w:val="20"/>
-        </w:rPr>
-        <w:t>振込期限：令和８年７月１日（火）</w:t>
+        <w:t>担当者からの連絡をお待ちください。</w:t>
       </w:r>
     </w:p>
     <w:p>
@@ -5265,6 +5430,89 @@
         <w:t>１年A組　32番　稲垣 飛日人　保護者　様</w:t>
       </w:r>
     </w:p>
+    <w:tbl>
+      <w:tblPr>
+        <w:tblStyle w:val="TableGrid"/>
+        <w:tblW w:type="auto" w:w="0"/>
+        <w:tblLook w:firstColumn="1" w:firstRow="1" w:lastColumn="0" w:lastRow="0" w:noHBand="0" w:noVBand="1" w:val="04A0"/>
+      </w:tblPr>
+      <w:tblGrid>
+        <w:gridCol w:w="9072"/>
+      </w:tblGrid>
+      <w:tr>
+        <w:tc>
+          <w:tcPr>
+            <w:tcW w:type="dxa" w:w="9072"/>
+            <w:shd w:val="clear" w:color="auto" w:fill="FFF2CC"/>
+            <w:vAlign w:val="center"/>
+          </w:tcPr>
+          <w:p>
+            <w:pPr>
+              <w:spacing w:before="60" w:after="20"/>
+            </w:pPr>
+            <w:r>
+              <w:rPr>
+                <w:rFonts w:ascii="游明朝" w:hAnsi="游明朝" w:eastAsia="游明朝"/>
+                <w:b/>
+                <w:sz w:val="21"/>
+              </w:rPr>
+              <w:t>【訂正・お詫び】</w:t>
+            </w:r>
+          </w:p>
+          <w:p>
+            <w:pPr>
+              <w:spacing w:before="20" w:after="20"/>
+            </w:pPr>
+            <w:r>
+              <w:rPr>
+                <w:rFonts w:ascii="游明朝" w:hAnsi="游明朝" w:eastAsia="游明朝"/>
+                <w:b w:val="0"/>
+                <w:sz w:val="20"/>
+              </w:rPr>
+              <w:t>先日お渡しした案内書について、下記の通り訂正いたします。ご迷惑をおかけし、誠に申し訳ございませんでした。</w:t>
+            </w:r>
+          </w:p>
+          <w:p>
+            <w:pPr>
+              <w:spacing w:before="20" w:after="20"/>
+              <w:ind w:left="200"/>
+            </w:pPr>
+            <w:r>
+              <w:rPr>
+                <w:rFonts w:ascii="游明朝" w:hAnsi="游明朝" w:eastAsia="游明朝"/>
+                <w:b w:val="0"/>
+                <w:sz w:val="20"/>
+              </w:rPr>
+              <w:t>① ショルダーガードのサイズを修正しました。今一度ご確認ください。</w:t>
+            </w:r>
+          </w:p>
+          <w:p>
+            <w:pPr>
+              <w:spacing w:before="20" w:after="20"/>
+              <w:ind w:left="200"/>
+            </w:pPr>
+            <w:r>
+              <w:rPr>
+                <w:rFonts w:ascii="游明朝" w:hAnsi="游明朝" w:eastAsia="游明朝"/>
+                <w:b w:val="0"/>
+                <w:sz w:val="20"/>
+              </w:rPr>
+              <w:t>② お支払いについて：三菱UFJ銀行へのお振込みは不要です。代金はミズノ担当者より各ご家庭へ個別にご連絡いたします。</w:t>
+            </w:r>
+          </w:p>
+          <w:p>
+            <w:pPr>
+              <w:spacing w:after="60"/>
+            </w:pPr>
+          </w:p>
+        </w:tc>
+      </w:tr>
+    </w:tbl>
+    <w:p>
+      <w:pPr>
+        <w:spacing w:after="80"/>
+      </w:pPr>
+    </w:p>
     <w:p>
       <w:pPr>
         <w:spacing w:before="0" w:after="120"/>
@@ -5276,7 +5524,7 @@
           <w:b w:val="0"/>
           <w:sz w:val="21"/>
         </w:rPr>
-        <w:t>平素よりラグビー部の活動にご理解・ご協力をいただき、誠にありがとうございます。下記の通り、用具一式のご注文内容と金額をお知らせいたします。内容をご確認のうえ、期日までに三菱UFJ銀行へお振込みをお願いいたします。</w:t>
+        <w:t>平素よりラグビー部の活動にご理解・ご協力をいただき、誠にありがとうございます。下記の通り、用具一式のご注文内容と金額をお知らせいたします。内容をご確認のうえ、ミズノ担当者からのご連絡をお待ちください。</w:t>
       </w:r>
     </w:p>
     <w:tbl>
@@ -6831,7 +7079,7 @@
           <w:b/>
           <w:sz w:val="21"/>
         </w:rPr>
-        <w:t>【お振込み先】</w:t>
+        <w:t>【お支払いについて】</w:t>
       </w:r>
     </w:p>
     <w:p>
@@ -6845,7 +7093,7 @@
           <w:b w:val="0"/>
           <w:sz w:val="20"/>
         </w:rPr>
-        <w:t>銀行名：三菱UFJ銀行　世田谷支店（店番130）</w:t>
+        <w:t>代金のお支払いは、ミズノ担当者より各ご家庭へ個別にご連絡いたします。</w:t>
       </w:r>
     </w:p>
     <w:p>
@@ -6859,7 +7107,7 @@
           <w:b w:val="0"/>
           <w:sz w:val="20"/>
         </w:rPr>
-        <w:t>口座種別：普通預金　口座番号：0887504</w:t>
+        <w:t>三菱UFJ銀行へのお振込みは不要です。</w:t>
       </w:r>
     </w:p>
     <w:p>
@@ -6873,35 +7121,7 @@
           <w:b w:val="0"/>
           <w:sz w:val="20"/>
         </w:rPr>
-        <w:t>口座名義：駒澤大学高校ラグビー部　畠山 和真</w:t>
-      </w:r>
-    </w:p>
-    <w:p>
-      <w:pPr>
-        <w:spacing w:before="0" w:after="20"/>
-        <w:ind w:left="280"/>
-      </w:pPr>
-      <w:r>
-        <w:rPr>
-          <w:rFonts w:ascii="游明朝" w:hAnsi="游明朝" w:eastAsia="游明朝"/>
-          <w:b w:val="0"/>
-          <w:sz w:val="20"/>
-        </w:rPr>
-        <w:t>振込依頼人名：「１ネン 稲垣飛日人」と入力してください</w:t>
-      </w:r>
-    </w:p>
-    <w:p>
-      <w:pPr>
-        <w:spacing w:before="0" w:after="20"/>
-        <w:ind w:left="280"/>
-      </w:pPr>
-      <w:r>
-        <w:rPr>
-          <w:rFonts w:ascii="游明朝" w:hAnsi="游明朝" w:eastAsia="游明朝"/>
-          <w:b w:val="0"/>
-          <w:sz w:val="20"/>
-        </w:rPr>
-        <w:t>振込期限：令和８年７月１日（火）</w:t>
+        <w:t>担当者からの連絡をお待ちください。</w:t>
       </w:r>
     </w:p>
     <w:p>
@@ -6971,6 +7191,89 @@
         <w:t>１年D組　33番　岸田 涼　保護者　様</w:t>
       </w:r>
     </w:p>
+    <w:tbl>
+      <w:tblPr>
+        <w:tblStyle w:val="TableGrid"/>
+        <w:tblW w:type="auto" w:w="0"/>
+        <w:tblLook w:firstColumn="1" w:firstRow="1" w:lastColumn="0" w:lastRow="0" w:noHBand="0" w:noVBand="1" w:val="04A0"/>
+      </w:tblPr>
+      <w:tblGrid>
+        <w:gridCol w:w="9072"/>
+      </w:tblGrid>
+      <w:tr>
+        <w:tc>
+          <w:tcPr>
+            <w:tcW w:type="dxa" w:w="9072"/>
+            <w:shd w:val="clear" w:color="auto" w:fill="FFF2CC"/>
+            <w:vAlign w:val="center"/>
+          </w:tcPr>
+          <w:p>
+            <w:pPr>
+              <w:spacing w:before="60" w:after="20"/>
+            </w:pPr>
+            <w:r>
+              <w:rPr>
+                <w:rFonts w:ascii="游明朝" w:hAnsi="游明朝" w:eastAsia="游明朝"/>
+                <w:b/>
+                <w:sz w:val="21"/>
+              </w:rPr>
+              <w:t>【訂正・お詫び】</w:t>
+            </w:r>
+          </w:p>
+          <w:p>
+            <w:pPr>
+              <w:spacing w:before="20" w:after="20"/>
+            </w:pPr>
+            <w:r>
+              <w:rPr>
+                <w:rFonts w:ascii="游明朝" w:hAnsi="游明朝" w:eastAsia="游明朝"/>
+                <w:b w:val="0"/>
+                <w:sz w:val="20"/>
+              </w:rPr>
+              <w:t>先日お渡しした案内書について、下記の通り訂正いたします。ご迷惑をおかけし、誠に申し訳ございませんでした。</w:t>
+            </w:r>
+          </w:p>
+          <w:p>
+            <w:pPr>
+              <w:spacing w:before="20" w:after="20"/>
+              <w:ind w:left="200"/>
+            </w:pPr>
+            <w:r>
+              <w:rPr>
+                <w:rFonts w:ascii="游明朝" w:hAnsi="游明朝" w:eastAsia="游明朝"/>
+                <w:b w:val="0"/>
+                <w:sz w:val="20"/>
+              </w:rPr>
+              <w:t>① ショルダーガードのサイズを修正しました。今一度ご確認ください。</w:t>
+            </w:r>
+          </w:p>
+          <w:p>
+            <w:pPr>
+              <w:spacing w:before="20" w:after="20"/>
+              <w:ind w:left="200"/>
+            </w:pPr>
+            <w:r>
+              <w:rPr>
+                <w:rFonts w:ascii="游明朝" w:hAnsi="游明朝" w:eastAsia="游明朝"/>
+                <w:b w:val="0"/>
+                <w:sz w:val="20"/>
+              </w:rPr>
+              <w:t>② お支払いについて：三菱UFJ銀行へのお振込みは不要です。代金はミズノ担当者より各ご家庭へ個別にご連絡いたします。</w:t>
+            </w:r>
+          </w:p>
+          <w:p>
+            <w:pPr>
+              <w:spacing w:after="60"/>
+            </w:pPr>
+          </w:p>
+        </w:tc>
+      </w:tr>
+    </w:tbl>
+    <w:p>
+      <w:pPr>
+        <w:spacing w:after="80"/>
+      </w:pPr>
+    </w:p>
     <w:p>
       <w:pPr>
         <w:spacing w:before="0" w:after="120"/>
@@ -6982,7 +7285,7 @@
           <w:b w:val="0"/>
           <w:sz w:val="21"/>
         </w:rPr>
-        <w:t>平素よりラグビー部の活動にご理解・ご協力をいただき、誠にありがとうございます。下記の通り、用具一式のご注文内容と金額をお知らせいたします。内容をご確認のうえ、期日までに三菱UFJ銀行へお振込みをお願いいたします。</w:t>
+        <w:t>平素よりラグビー部の活動にご理解・ご協力をいただき、誠にありがとうございます。下記の通り、用具一式のご注文内容と金額をお知らせいたします。内容をご確認のうえ、ミズノ担当者からのご連絡をお待ちください。</w:t>
       </w:r>
     </w:p>
     <w:tbl>
@@ -8537,7 +8840,7 @@
           <w:b/>
           <w:sz w:val="21"/>
         </w:rPr>
-        <w:t>【お振込み先】</w:t>
+        <w:t>【お支払いについて】</w:t>
       </w:r>
     </w:p>
     <w:p>
@@ -8551,7 +8854,7 @@
           <w:b w:val="0"/>
           <w:sz w:val="20"/>
         </w:rPr>
-        <w:t>銀行名：三菱UFJ銀行　世田谷支店（店番130）</w:t>
+        <w:t>代金のお支払いは、ミズノ担当者より各ご家庭へ個別にご連絡いたします。</w:t>
       </w:r>
     </w:p>
     <w:p>
@@ -8565,7 +8868,7 @@
           <w:b w:val="0"/>
           <w:sz w:val="20"/>
         </w:rPr>
-        <w:t>口座種別：普通預金　口座番号：0887504</w:t>
+        <w:t>三菱UFJ銀行へのお振込みは不要です。</w:t>
       </w:r>
     </w:p>
     <w:p>
@@ -8579,35 +8882,7 @@
           <w:b w:val="0"/>
           <w:sz w:val="20"/>
         </w:rPr>
-        <w:t>口座名義：駒澤大学高校ラグビー部　畠山 和真</w:t>
-      </w:r>
-    </w:p>
-    <w:p>
-      <w:pPr>
-        <w:spacing w:before="0" w:after="20"/>
-        <w:ind w:left="280"/>
-      </w:pPr>
-      <w:r>
-        <w:rPr>
-          <w:rFonts w:ascii="游明朝" w:hAnsi="游明朝" w:eastAsia="游明朝"/>
-          <w:b w:val="0"/>
-          <w:sz w:val="20"/>
-        </w:rPr>
-        <w:t>振込依頼人名：「１ネン 岸田涼」と入力してください</w:t>
-      </w:r>
-    </w:p>
-    <w:p>
-      <w:pPr>
-        <w:spacing w:before="0" w:after="20"/>
-        <w:ind w:left="280"/>
-      </w:pPr>
-      <w:r>
-        <w:rPr>
-          <w:rFonts w:ascii="游明朝" w:hAnsi="游明朝" w:eastAsia="游明朝"/>
-          <w:b w:val="0"/>
-          <w:sz w:val="20"/>
-        </w:rPr>
-        <w:t>振込期限：令和８年７月１日（火）</w:t>
+        <w:t>担当者からの連絡をお待ちください。</w:t>
       </w:r>
     </w:p>
     <w:p>
@@ -8677,6 +8952,89 @@
         <w:t>１年A組　34番　植作 渉　保護者　様</w:t>
       </w:r>
     </w:p>
+    <w:tbl>
+      <w:tblPr>
+        <w:tblStyle w:val="TableGrid"/>
+        <w:tblW w:type="auto" w:w="0"/>
+        <w:tblLook w:firstColumn="1" w:firstRow="1" w:lastColumn="0" w:lastRow="0" w:noHBand="0" w:noVBand="1" w:val="04A0"/>
+      </w:tblPr>
+      <w:tblGrid>
+        <w:gridCol w:w="9072"/>
+      </w:tblGrid>
+      <w:tr>
+        <w:tc>
+          <w:tcPr>
+            <w:tcW w:type="dxa" w:w="9072"/>
+            <w:shd w:val="clear" w:color="auto" w:fill="FFF2CC"/>
+            <w:vAlign w:val="center"/>
+          </w:tcPr>
+          <w:p>
+            <w:pPr>
+              <w:spacing w:before="60" w:after="20"/>
+            </w:pPr>
+            <w:r>
+              <w:rPr>
+                <w:rFonts w:ascii="游明朝" w:hAnsi="游明朝" w:eastAsia="游明朝"/>
+                <w:b/>
+                <w:sz w:val="21"/>
+              </w:rPr>
+              <w:t>【訂正・お詫び】</w:t>
+            </w:r>
+          </w:p>
+          <w:p>
+            <w:pPr>
+              <w:spacing w:before="20" w:after="20"/>
+            </w:pPr>
+            <w:r>
+              <w:rPr>
+                <w:rFonts w:ascii="游明朝" w:hAnsi="游明朝" w:eastAsia="游明朝"/>
+                <w:b w:val="0"/>
+                <w:sz w:val="20"/>
+              </w:rPr>
+              <w:t>先日お渡しした案内書について、下記の通り訂正いたします。ご迷惑をおかけし、誠に申し訳ございませんでした。</w:t>
+            </w:r>
+          </w:p>
+          <w:p>
+            <w:pPr>
+              <w:spacing w:before="20" w:after="20"/>
+              <w:ind w:left="200"/>
+            </w:pPr>
+            <w:r>
+              <w:rPr>
+                <w:rFonts w:ascii="游明朝" w:hAnsi="游明朝" w:eastAsia="游明朝"/>
+                <w:b w:val="0"/>
+                <w:sz w:val="20"/>
+              </w:rPr>
+              <w:t>① ショルダーガードのサイズを修正しました。今一度ご確認ください。</w:t>
+            </w:r>
+          </w:p>
+          <w:p>
+            <w:pPr>
+              <w:spacing w:before="20" w:after="20"/>
+              <w:ind w:left="200"/>
+            </w:pPr>
+            <w:r>
+              <w:rPr>
+                <w:rFonts w:ascii="游明朝" w:hAnsi="游明朝" w:eastAsia="游明朝"/>
+                <w:b w:val="0"/>
+                <w:sz w:val="20"/>
+              </w:rPr>
+              <w:t>② お支払いについて：三菱UFJ銀行へのお振込みは不要です。代金はミズノ担当者より各ご家庭へ個別にご連絡いたします。</w:t>
+            </w:r>
+          </w:p>
+          <w:p>
+            <w:pPr>
+              <w:spacing w:after="60"/>
+            </w:pPr>
+          </w:p>
+        </w:tc>
+      </w:tr>
+    </w:tbl>
+    <w:p>
+      <w:pPr>
+        <w:spacing w:after="80"/>
+      </w:pPr>
+    </w:p>
     <w:p>
       <w:pPr>
         <w:spacing w:before="0" w:after="120"/>
@@ -8688,7 +9046,7 @@
           <w:b w:val="0"/>
           <w:sz w:val="21"/>
         </w:rPr>
-        <w:t>平素よりラグビー部の活動にご理解・ご協力をいただき、誠にありがとうございます。下記の通り、用具一式のご注文内容と金額をお知らせいたします。内容をご確認のうえ、期日までに三菱UFJ銀行へお振込みをお願いいたします。</w:t>
+        <w:t>平素よりラグビー部の活動にご理解・ご協力をいただき、誠にありがとうございます。下記の通り、用具一式のご注文内容と金額をお知らせいたします。内容をご確認のうえ、ミズノ担当者からのご連絡をお待ちください。</w:t>
       </w:r>
     </w:p>
     <w:tbl>
@@ -10243,7 +10601,7 @@
           <w:b/>
           <w:sz w:val="21"/>
         </w:rPr>
-        <w:t>【お振込み先】</w:t>
+        <w:t>【お支払いについて】</w:t>
       </w:r>
     </w:p>
     <w:p>
@@ -10257,7 +10615,7 @@
           <w:b w:val="0"/>
           <w:sz w:val="20"/>
         </w:rPr>
-        <w:t>銀行名：三菱UFJ銀行　世田谷支店（店番130）</w:t>
+        <w:t>代金のお支払いは、ミズノ担当者より各ご家庭へ個別にご連絡いたします。</w:t>
       </w:r>
     </w:p>
     <w:p>
@@ -10271,7 +10629,7 @@
           <w:b w:val="0"/>
           <w:sz w:val="20"/>
         </w:rPr>
-        <w:t>口座種別：普通預金　口座番号：0887504</w:t>
+        <w:t>三菱UFJ銀行へのお振込みは不要です。</w:t>
       </w:r>
     </w:p>
     <w:p>
@@ -10285,35 +10643,7 @@
           <w:b w:val="0"/>
           <w:sz w:val="20"/>
         </w:rPr>
-        <w:t>口座名義：駒澤大学高校ラグビー部　畠山 和真</w:t>
-      </w:r>
-    </w:p>
-    <w:p>
-      <w:pPr>
-        <w:spacing w:before="0" w:after="20"/>
-        <w:ind w:left="280"/>
-      </w:pPr>
-      <w:r>
-        <w:rPr>
-          <w:rFonts w:ascii="游明朝" w:hAnsi="游明朝" w:eastAsia="游明朝"/>
-          <w:b w:val="0"/>
-          <w:sz w:val="20"/>
-        </w:rPr>
-        <w:t>振込依頼人名：「１ネン 植作渉」と入力してください</w:t>
-      </w:r>
-    </w:p>
-    <w:p>
-      <w:pPr>
-        <w:spacing w:before="0" w:after="20"/>
-        <w:ind w:left="280"/>
-      </w:pPr>
-      <w:r>
-        <w:rPr>
-          <w:rFonts w:ascii="游明朝" w:hAnsi="游明朝" w:eastAsia="游明朝"/>
-          <w:b w:val="0"/>
-          <w:sz w:val="20"/>
-        </w:rPr>
-        <w:t>振込期限：令和８年７月１日（火）</w:t>
+        <w:t>担当者からの連絡をお待ちください。</w:t>
       </w:r>
     </w:p>
     <w:p>
@@ -10383,6 +10713,89 @@
         <w:t>１年F組　35番　粕谷 雄大　保護者　様</w:t>
       </w:r>
     </w:p>
+    <w:tbl>
+      <w:tblPr>
+        <w:tblStyle w:val="TableGrid"/>
+        <w:tblW w:type="auto" w:w="0"/>
+        <w:tblLook w:firstColumn="1" w:firstRow="1" w:lastColumn="0" w:lastRow="0" w:noHBand="0" w:noVBand="1" w:val="04A0"/>
+      </w:tblPr>
+      <w:tblGrid>
+        <w:gridCol w:w="9072"/>
+      </w:tblGrid>
+      <w:tr>
+        <w:tc>
+          <w:tcPr>
+            <w:tcW w:type="dxa" w:w="9072"/>
+            <w:shd w:val="clear" w:color="auto" w:fill="FFF2CC"/>
+            <w:vAlign w:val="center"/>
+          </w:tcPr>
+          <w:p>
+            <w:pPr>
+              <w:spacing w:before="60" w:after="20"/>
+            </w:pPr>
+            <w:r>
+              <w:rPr>
+                <w:rFonts w:ascii="游明朝" w:hAnsi="游明朝" w:eastAsia="游明朝"/>
+                <w:b/>
+                <w:sz w:val="21"/>
+              </w:rPr>
+              <w:t>【訂正・お詫び】</w:t>
+            </w:r>
+          </w:p>
+          <w:p>
+            <w:pPr>
+              <w:spacing w:before="20" w:after="20"/>
+            </w:pPr>
+            <w:r>
+              <w:rPr>
+                <w:rFonts w:ascii="游明朝" w:hAnsi="游明朝" w:eastAsia="游明朝"/>
+                <w:b w:val="0"/>
+                <w:sz w:val="20"/>
+              </w:rPr>
+              <w:t>先日お渡しした案内書について、下記の通り訂正いたします。ご迷惑をおかけし、誠に申し訳ございませんでした。</w:t>
+            </w:r>
+          </w:p>
+          <w:p>
+            <w:pPr>
+              <w:spacing w:before="20" w:after="20"/>
+              <w:ind w:left="200"/>
+            </w:pPr>
+            <w:r>
+              <w:rPr>
+                <w:rFonts w:ascii="游明朝" w:hAnsi="游明朝" w:eastAsia="游明朝"/>
+                <w:b w:val="0"/>
+                <w:sz w:val="20"/>
+              </w:rPr>
+              <w:t>① ショルダーガードのサイズを修正しました。今一度ご確認ください。</w:t>
+            </w:r>
+          </w:p>
+          <w:p>
+            <w:pPr>
+              <w:spacing w:before="20" w:after="20"/>
+              <w:ind w:left="200"/>
+            </w:pPr>
+            <w:r>
+              <w:rPr>
+                <w:rFonts w:ascii="游明朝" w:hAnsi="游明朝" w:eastAsia="游明朝"/>
+                <w:b w:val="0"/>
+                <w:sz w:val="20"/>
+              </w:rPr>
+              <w:t>② お支払いについて：三菱UFJ銀行へのお振込みは不要です。代金はミズノ担当者より各ご家庭へ個別にご連絡いたします。</w:t>
+            </w:r>
+          </w:p>
+          <w:p>
+            <w:pPr>
+              <w:spacing w:after="60"/>
+            </w:pPr>
+          </w:p>
+        </w:tc>
+      </w:tr>
+    </w:tbl>
+    <w:p>
+      <w:pPr>
+        <w:spacing w:after="80"/>
+      </w:pPr>
+    </w:p>
     <w:p>
       <w:pPr>
         <w:spacing w:before="0" w:after="120"/>
@@ -10394,7 +10807,7 @@
           <w:b w:val="0"/>
           <w:sz w:val="21"/>
         </w:rPr>
-        <w:t>平素よりラグビー部の活動にご理解・ご協力をいただき、誠にありがとうございます。下記の通り、用具一式のご注文内容と金額をお知らせいたします。内容をご確認のうえ、期日までに三菱UFJ銀行へお振込みをお願いいたします。</w:t>
+        <w:t>平素よりラグビー部の活動にご理解・ご協力をいただき、誠にありがとうございます。下記の通り、用具一式のご注文内容と金額をお知らせいたします。内容をご確認のうえ、ミズノ担当者からのご連絡をお待ちください。</w:t>
       </w:r>
     </w:p>
     <w:tbl>
@@ -11949,7 +12362,7 @@
           <w:b/>
           <w:sz w:val="21"/>
         </w:rPr>
-        <w:t>【お振込み先】</w:t>
+        <w:t>【お支払いについて】</w:t>
       </w:r>
     </w:p>
     <w:p>
@@ -11963,7 +12376,7 @@
           <w:b w:val="0"/>
           <w:sz w:val="20"/>
         </w:rPr>
-        <w:t>銀行名：三菱UFJ銀行　世田谷支店（店番130）</w:t>
+        <w:t>代金のお支払いは、ミズノ担当者より各ご家庭へ個別にご連絡いたします。</w:t>
       </w:r>
     </w:p>
     <w:p>
@@ -11977,7 +12390,7 @@
           <w:b w:val="0"/>
           <w:sz w:val="20"/>
         </w:rPr>
-        <w:t>口座種別：普通預金　口座番号：0887504</w:t>
+        <w:t>三菱UFJ銀行へのお振込みは不要です。</w:t>
       </w:r>
     </w:p>
     <w:p>
@@ -11991,35 +12404,7 @@
           <w:b w:val="0"/>
           <w:sz w:val="20"/>
         </w:rPr>
-        <w:t>口座名義：駒澤大学高校ラグビー部　畠山 和真</w:t>
-      </w:r>
-    </w:p>
-    <w:p>
-      <w:pPr>
-        <w:spacing w:before="0" w:after="20"/>
-        <w:ind w:left="280"/>
-      </w:pPr>
-      <w:r>
-        <w:rPr>
-          <w:rFonts w:ascii="游明朝" w:hAnsi="游明朝" w:eastAsia="游明朝"/>
-          <w:b w:val="0"/>
-          <w:sz w:val="20"/>
-        </w:rPr>
-        <w:t>振込依頼人名：「１ネン 粕谷雄大」と入力してください</w:t>
-      </w:r>
-    </w:p>
-    <w:p>
-      <w:pPr>
-        <w:spacing w:before="0" w:after="20"/>
-        <w:ind w:left="280"/>
-      </w:pPr>
-      <w:r>
-        <w:rPr>
-          <w:rFonts w:ascii="游明朝" w:hAnsi="游明朝" w:eastAsia="游明朝"/>
-          <w:b w:val="0"/>
-          <w:sz w:val="20"/>
-        </w:rPr>
-        <w:t>振込期限：令和８年７月１日（火）</w:t>
+        <w:t>担当者からの連絡をお待ちください。</w:t>
       </w:r>
     </w:p>
     <w:p>
@@ -12089,6 +12474,89 @@
         <w:t>１年D組　36番　野村 奏太　保護者　様</w:t>
       </w:r>
     </w:p>
+    <w:tbl>
+      <w:tblPr>
+        <w:tblStyle w:val="TableGrid"/>
+        <w:tblW w:type="auto" w:w="0"/>
+        <w:tblLook w:firstColumn="1" w:firstRow="1" w:lastColumn="0" w:lastRow="0" w:noHBand="0" w:noVBand="1" w:val="04A0"/>
+      </w:tblPr>
+      <w:tblGrid>
+        <w:gridCol w:w="9072"/>
+      </w:tblGrid>
+      <w:tr>
+        <w:tc>
+          <w:tcPr>
+            <w:tcW w:type="dxa" w:w="9072"/>
+            <w:shd w:val="clear" w:color="auto" w:fill="FFF2CC"/>
+            <w:vAlign w:val="center"/>
+          </w:tcPr>
+          <w:p>
+            <w:pPr>
+              <w:spacing w:before="60" w:after="20"/>
+            </w:pPr>
+            <w:r>
+              <w:rPr>
+                <w:rFonts w:ascii="游明朝" w:hAnsi="游明朝" w:eastAsia="游明朝"/>
+                <w:b/>
+                <w:sz w:val="21"/>
+              </w:rPr>
+              <w:t>【訂正・お詫び】</w:t>
+            </w:r>
+          </w:p>
+          <w:p>
+            <w:pPr>
+              <w:spacing w:before="20" w:after="20"/>
+            </w:pPr>
+            <w:r>
+              <w:rPr>
+                <w:rFonts w:ascii="游明朝" w:hAnsi="游明朝" w:eastAsia="游明朝"/>
+                <w:b w:val="0"/>
+                <w:sz w:val="20"/>
+              </w:rPr>
+              <w:t>先日お渡しした案内書について、下記の通り訂正いたします。ご迷惑をおかけし、誠に申し訳ございませんでした。</w:t>
+            </w:r>
+          </w:p>
+          <w:p>
+            <w:pPr>
+              <w:spacing w:before="20" w:after="20"/>
+              <w:ind w:left="200"/>
+            </w:pPr>
+            <w:r>
+              <w:rPr>
+                <w:rFonts w:ascii="游明朝" w:hAnsi="游明朝" w:eastAsia="游明朝"/>
+                <w:b w:val="0"/>
+                <w:sz w:val="20"/>
+              </w:rPr>
+              <w:t>① ショルダーガードのサイズを修正しました。今一度ご確認ください。</w:t>
+            </w:r>
+          </w:p>
+          <w:p>
+            <w:pPr>
+              <w:spacing w:before="20" w:after="20"/>
+              <w:ind w:left="200"/>
+            </w:pPr>
+            <w:r>
+              <w:rPr>
+                <w:rFonts w:ascii="游明朝" w:hAnsi="游明朝" w:eastAsia="游明朝"/>
+                <w:b w:val="0"/>
+                <w:sz w:val="20"/>
+              </w:rPr>
+              <w:t>② お支払いについて：三菱UFJ銀行へのお振込みは不要です。代金はミズノ担当者より各ご家庭へ個別にご連絡いたします。</w:t>
+            </w:r>
+          </w:p>
+          <w:p>
+            <w:pPr>
+              <w:spacing w:after="60"/>
+            </w:pPr>
+          </w:p>
+        </w:tc>
+      </w:tr>
+    </w:tbl>
+    <w:p>
+      <w:pPr>
+        <w:spacing w:after="80"/>
+      </w:pPr>
+    </w:p>
     <w:p>
       <w:pPr>
         <w:spacing w:before="0" w:after="120"/>
@@ -12100,7 +12568,7 @@
           <w:b w:val="0"/>
           <w:sz w:val="21"/>
         </w:rPr>
-        <w:t>平素よりラグビー部の活動にご理解・ご協力をいただき、誠にありがとうございます。下記の通り、用具一式のご注文内容と金額をお知らせいたします。内容をご確認のうえ、期日までに三菱UFJ銀行へお振込みをお願いいたします。</w:t>
+        <w:t>平素よりラグビー部の活動にご理解・ご協力をいただき、誠にありがとうございます。下記の通り、用具一式のご注文内容と金額をお知らせいたします。内容をご確認のうえ、ミズノ担当者からのご連絡をお待ちください。</w:t>
       </w:r>
     </w:p>
     <w:tbl>
@@ -13209,7 +13677,7 @@
                 <w:b w:val="0"/>
                 <w:sz w:val="20"/>
               </w:rPr>
-              <w:t>L</w:t>
+              <w:t>M</w:t>
             </w:r>
           </w:p>
         </w:tc>
@@ -13757,7 +14225,7 @@
           <w:b/>
           <w:sz w:val="21"/>
         </w:rPr>
-        <w:t>【お振込み先】</w:t>
+        <w:t>【お支払いについて】</w:t>
       </w:r>
     </w:p>
     <w:p>
@@ -13771,7 +14239,7 @@
           <w:b w:val="0"/>
           <w:sz w:val="20"/>
         </w:rPr>
-        <w:t>銀行名：三菱UFJ銀行　世田谷支店（店番130）</w:t>
+        <w:t>代金のお支払いは、ミズノ担当者より各ご家庭へ個別にご連絡いたします。</w:t>
       </w:r>
     </w:p>
     <w:p>
@@ -13785,7 +14253,7 @@
           <w:b w:val="0"/>
           <w:sz w:val="20"/>
         </w:rPr>
-        <w:t>口座種別：普通預金　口座番号：0887504</w:t>
+        <w:t>三菱UFJ銀行へのお振込みは不要です。</w:t>
       </w:r>
     </w:p>
     <w:p>
@@ -13799,35 +14267,7 @@
           <w:b w:val="0"/>
           <w:sz w:val="20"/>
         </w:rPr>
-        <w:t>口座名義：駒澤大学高校ラグビー部　畠山 和真</w:t>
-      </w:r>
-    </w:p>
-    <w:p>
-      <w:pPr>
-        <w:spacing w:before="0" w:after="20"/>
-        <w:ind w:left="280"/>
-      </w:pPr>
-      <w:r>
-        <w:rPr>
-          <w:rFonts w:ascii="游明朝" w:hAnsi="游明朝" w:eastAsia="游明朝"/>
-          <w:b w:val="0"/>
-          <w:sz w:val="20"/>
-        </w:rPr>
-        <w:t>振込依頼人名：「１ネン 野村奏太」と入力してください</w:t>
-      </w:r>
-    </w:p>
-    <w:p>
-      <w:pPr>
-        <w:spacing w:before="0" w:after="20"/>
-        <w:ind w:left="280"/>
-      </w:pPr>
-      <w:r>
-        <w:rPr>
-          <w:rFonts w:ascii="游明朝" w:hAnsi="游明朝" w:eastAsia="游明朝"/>
-          <w:b w:val="0"/>
-          <w:sz w:val="20"/>
-        </w:rPr>
-        <w:t>振込期限：令和８年７月１日（火）</w:t>
+        <w:t>担当者からの連絡をお待ちください。</w:t>
       </w:r>
     </w:p>
     <w:p>
@@ -13897,6 +14337,89 @@
         <w:t>１年H組　37番　齋藤 賢青　保護者　様</w:t>
       </w:r>
     </w:p>
+    <w:tbl>
+      <w:tblPr>
+        <w:tblStyle w:val="TableGrid"/>
+        <w:tblW w:type="auto" w:w="0"/>
+        <w:tblLook w:firstColumn="1" w:firstRow="1" w:lastColumn="0" w:lastRow="0" w:noHBand="0" w:noVBand="1" w:val="04A0"/>
+      </w:tblPr>
+      <w:tblGrid>
+        <w:gridCol w:w="9072"/>
+      </w:tblGrid>
+      <w:tr>
+        <w:tc>
+          <w:tcPr>
+            <w:tcW w:type="dxa" w:w="9072"/>
+            <w:shd w:val="clear" w:color="auto" w:fill="FFF2CC"/>
+            <w:vAlign w:val="center"/>
+          </w:tcPr>
+          <w:p>
+            <w:pPr>
+              <w:spacing w:before="60" w:after="20"/>
+            </w:pPr>
+            <w:r>
+              <w:rPr>
+                <w:rFonts w:ascii="游明朝" w:hAnsi="游明朝" w:eastAsia="游明朝"/>
+                <w:b/>
+                <w:sz w:val="21"/>
+              </w:rPr>
+              <w:t>【訂正・お詫び】</w:t>
+            </w:r>
+          </w:p>
+          <w:p>
+            <w:pPr>
+              <w:spacing w:before="20" w:after="20"/>
+            </w:pPr>
+            <w:r>
+              <w:rPr>
+                <w:rFonts w:ascii="游明朝" w:hAnsi="游明朝" w:eastAsia="游明朝"/>
+                <w:b w:val="0"/>
+                <w:sz w:val="20"/>
+              </w:rPr>
+              <w:t>先日お渡しした案内書について、下記の通り訂正いたします。ご迷惑をおかけし、誠に申し訳ございませんでした。</w:t>
+            </w:r>
+          </w:p>
+          <w:p>
+            <w:pPr>
+              <w:spacing w:before="20" w:after="20"/>
+              <w:ind w:left="200"/>
+            </w:pPr>
+            <w:r>
+              <w:rPr>
+                <w:rFonts w:ascii="游明朝" w:hAnsi="游明朝" w:eastAsia="游明朝"/>
+                <w:b w:val="0"/>
+                <w:sz w:val="20"/>
+              </w:rPr>
+              <w:t>① ショルダーガードのサイズを修正しました。今一度ご確認ください。</w:t>
+            </w:r>
+          </w:p>
+          <w:p>
+            <w:pPr>
+              <w:spacing w:before="20" w:after="20"/>
+              <w:ind w:left="200"/>
+            </w:pPr>
+            <w:r>
+              <w:rPr>
+                <w:rFonts w:ascii="游明朝" w:hAnsi="游明朝" w:eastAsia="游明朝"/>
+                <w:b w:val="0"/>
+                <w:sz w:val="20"/>
+              </w:rPr>
+              <w:t>② お支払いについて：三菱UFJ銀行へのお振込みは不要です。代金はミズノ担当者より各ご家庭へ個別にご連絡いたします。</w:t>
+            </w:r>
+          </w:p>
+          <w:p>
+            <w:pPr>
+              <w:spacing w:after="60"/>
+            </w:pPr>
+          </w:p>
+        </w:tc>
+      </w:tr>
+    </w:tbl>
+    <w:p>
+      <w:pPr>
+        <w:spacing w:after="80"/>
+      </w:pPr>
+    </w:p>
     <w:p>
       <w:pPr>
         <w:spacing w:before="0" w:after="120"/>
@@ -13908,7 +14431,7 @@
           <w:b w:val="0"/>
           <w:sz w:val="21"/>
         </w:rPr>
-        <w:t>平素よりラグビー部の活動にご理解・ご協力をいただき、誠にありがとうございます。下記の通り、用具一式のご注文内容と金額をお知らせいたします。内容をご確認のうえ、期日までに三菱UFJ銀行へお振込みをお願いいたします。</w:t>
+        <w:t>平素よりラグビー部の活動にご理解・ご協力をいただき、誠にありがとうございます。下記の通り、用具一式のご注文内容と金額をお知らせいたします。内容をご確認のうえ、ミズノ担当者からのご連絡をお待ちください。</w:t>
       </w:r>
     </w:p>
     <w:tbl>
@@ -15463,7 +15986,7 @@
           <w:b/>
           <w:sz w:val="21"/>
         </w:rPr>
-        <w:t>【お振込み先】</w:t>
+        <w:t>【お支払いについて】</w:t>
       </w:r>
     </w:p>
     <w:p>
@@ -15477,7 +16000,7 @@
           <w:b w:val="0"/>
           <w:sz w:val="20"/>
         </w:rPr>
-        <w:t>銀行名：三菱UFJ銀行　世田谷支店（店番130）</w:t>
+        <w:t>代金のお支払いは、ミズノ担当者より各ご家庭へ個別にご連絡いたします。</w:t>
       </w:r>
     </w:p>
     <w:p>
@@ -15491,7 +16014,7 @@
           <w:b w:val="0"/>
           <w:sz w:val="20"/>
         </w:rPr>
-        <w:t>口座種別：普通預金　口座番号：0887504</w:t>
+        <w:t>三菱UFJ銀行へのお振込みは不要です。</w:t>
       </w:r>
     </w:p>
     <w:p>
@@ -15505,35 +16028,7 @@
           <w:b w:val="0"/>
           <w:sz w:val="20"/>
         </w:rPr>
-        <w:t>口座名義：駒澤大学高校ラグビー部　畠山 和真</w:t>
-      </w:r>
-    </w:p>
-    <w:p>
-      <w:pPr>
-        <w:spacing w:before="0" w:after="20"/>
-        <w:ind w:left="280"/>
-      </w:pPr>
-      <w:r>
-        <w:rPr>
-          <w:rFonts w:ascii="游明朝" w:hAnsi="游明朝" w:eastAsia="游明朝"/>
-          <w:b w:val="0"/>
-          <w:sz w:val="20"/>
-        </w:rPr>
-        <w:t>振込依頼人名：「１ネン 齋藤賢青」と入力してください</w:t>
-      </w:r>
-    </w:p>
-    <w:p>
-      <w:pPr>
-        <w:spacing w:before="0" w:after="20"/>
-        <w:ind w:left="280"/>
-      </w:pPr>
-      <w:r>
-        <w:rPr>
-          <w:rFonts w:ascii="游明朝" w:hAnsi="游明朝" w:eastAsia="游明朝"/>
-          <w:b w:val="0"/>
-          <w:sz w:val="20"/>
-        </w:rPr>
-        <w:t>振込期限：令和８年７月１日（火）</w:t>
+        <w:t>担当者からの連絡をお待ちください。</w:t>
       </w:r>
     </w:p>
     <w:p>
@@ -15603,6 +16098,89 @@
         <w:t>１年D組　38番　藤野 裕心　保護者　様</w:t>
       </w:r>
     </w:p>
+    <w:tbl>
+      <w:tblPr>
+        <w:tblStyle w:val="TableGrid"/>
+        <w:tblW w:type="auto" w:w="0"/>
+        <w:tblLook w:firstColumn="1" w:firstRow="1" w:lastColumn="0" w:lastRow="0" w:noHBand="0" w:noVBand="1" w:val="04A0"/>
+      </w:tblPr>
+      <w:tblGrid>
+        <w:gridCol w:w="9072"/>
+      </w:tblGrid>
+      <w:tr>
+        <w:tc>
+          <w:tcPr>
+            <w:tcW w:type="dxa" w:w="9072"/>
+            <w:shd w:val="clear" w:color="auto" w:fill="FFF2CC"/>
+            <w:vAlign w:val="center"/>
+          </w:tcPr>
+          <w:p>
+            <w:pPr>
+              <w:spacing w:before="60" w:after="20"/>
+            </w:pPr>
+            <w:r>
+              <w:rPr>
+                <w:rFonts w:ascii="游明朝" w:hAnsi="游明朝" w:eastAsia="游明朝"/>
+                <w:b/>
+                <w:sz w:val="21"/>
+              </w:rPr>
+              <w:t>【訂正・お詫び】</w:t>
+            </w:r>
+          </w:p>
+          <w:p>
+            <w:pPr>
+              <w:spacing w:before="20" w:after="20"/>
+            </w:pPr>
+            <w:r>
+              <w:rPr>
+                <w:rFonts w:ascii="游明朝" w:hAnsi="游明朝" w:eastAsia="游明朝"/>
+                <w:b w:val="0"/>
+                <w:sz w:val="20"/>
+              </w:rPr>
+              <w:t>先日お渡しした案内書について、下記の通り訂正いたします。ご迷惑をおかけし、誠に申し訳ございませんでした。</w:t>
+            </w:r>
+          </w:p>
+          <w:p>
+            <w:pPr>
+              <w:spacing w:before="20" w:after="20"/>
+              <w:ind w:left="200"/>
+            </w:pPr>
+            <w:r>
+              <w:rPr>
+                <w:rFonts w:ascii="游明朝" w:hAnsi="游明朝" w:eastAsia="游明朝"/>
+                <w:b w:val="0"/>
+                <w:sz w:val="20"/>
+              </w:rPr>
+              <w:t>① ショルダーガードのサイズを修正しました。今一度ご確認ください。</w:t>
+            </w:r>
+          </w:p>
+          <w:p>
+            <w:pPr>
+              <w:spacing w:before="20" w:after="20"/>
+              <w:ind w:left="200"/>
+            </w:pPr>
+            <w:r>
+              <w:rPr>
+                <w:rFonts w:ascii="游明朝" w:hAnsi="游明朝" w:eastAsia="游明朝"/>
+                <w:b w:val="0"/>
+                <w:sz w:val="20"/>
+              </w:rPr>
+              <w:t>② お支払いについて：三菱UFJ銀行へのお振込みは不要です。代金はミズノ担当者より各ご家庭へ個別にご連絡いたします。</w:t>
+            </w:r>
+          </w:p>
+          <w:p>
+            <w:pPr>
+              <w:spacing w:after="60"/>
+            </w:pPr>
+          </w:p>
+        </w:tc>
+      </w:tr>
+    </w:tbl>
+    <w:p>
+      <w:pPr>
+        <w:spacing w:after="80"/>
+      </w:pPr>
+    </w:p>
     <w:p>
       <w:pPr>
         <w:spacing w:before="0" w:after="120"/>
@@ -15614,7 +16192,7 @@
           <w:b w:val="0"/>
           <w:sz w:val="21"/>
         </w:rPr>
-        <w:t>平素よりラグビー部の活動にご理解・ご協力をいただき、誠にありがとうございます。下記の通り、用具一式のご注文内容と金額をお知らせいたします。内容をご確認のうえ、期日までに三菱UFJ銀行へお振込みをお願いいたします。</w:t>
+        <w:t>平素よりラグビー部の活動にご理解・ご協力をいただき、誠にありがとうございます。下記の通り、用具一式のご注文内容と金額をお知らせいたします。内容をご確認のうえ、ミズノ担当者からのご連絡をお待ちください。</w:t>
       </w:r>
     </w:p>
     <w:tbl>
@@ -16723,7 +17301,7 @@
                 <w:b w:val="0"/>
                 <w:sz w:val="20"/>
               </w:rPr>
-              <w:t>XL</w:t>
+              <w:t>L</w:t>
             </w:r>
           </w:p>
         </w:tc>
@@ -17271,7 +17849,7 @@
           <w:b/>
           <w:sz w:val="21"/>
         </w:rPr>
-        <w:t>【お振込み先】</w:t>
+        <w:t>【お支払いについて】</w:t>
       </w:r>
     </w:p>
     <w:p>
@@ -17285,7 +17863,7 @@
           <w:b w:val="0"/>
           <w:sz w:val="20"/>
         </w:rPr>
-        <w:t>銀行名：三菱UFJ銀行　世田谷支店（店番130）</w:t>
+        <w:t>代金のお支払いは、ミズノ担当者より各ご家庭へ個別にご連絡いたします。</w:t>
       </w:r>
     </w:p>
     <w:p>
@@ -17299,7 +17877,7 @@
           <w:b w:val="0"/>
           <w:sz w:val="20"/>
         </w:rPr>
-        <w:t>口座種別：普通預金　口座番号：0887504</w:t>
+        <w:t>三菱UFJ銀行へのお振込みは不要です。</w:t>
       </w:r>
     </w:p>
     <w:p>
@@ -17313,35 +17891,7 @@
           <w:b w:val="0"/>
           <w:sz w:val="20"/>
         </w:rPr>
-        <w:t>口座名義：駒澤大学高校ラグビー部　畠山 和真</w:t>
-      </w:r>
-    </w:p>
-    <w:p>
-      <w:pPr>
-        <w:spacing w:before="0" w:after="20"/>
-        <w:ind w:left="280"/>
-      </w:pPr>
-      <w:r>
-        <w:rPr>
-          <w:rFonts w:ascii="游明朝" w:hAnsi="游明朝" w:eastAsia="游明朝"/>
-          <w:b w:val="0"/>
-          <w:sz w:val="20"/>
-        </w:rPr>
-        <w:t>振込依頼人名：「１ネン 藤野裕心」と入力してください</w:t>
-      </w:r>
-    </w:p>
-    <w:p>
-      <w:pPr>
-        <w:spacing w:before="0" w:after="20"/>
-        <w:ind w:left="280"/>
-      </w:pPr>
-      <w:r>
-        <w:rPr>
-          <w:rFonts w:ascii="游明朝" w:hAnsi="游明朝" w:eastAsia="游明朝"/>
-          <w:b w:val="0"/>
-          <w:sz w:val="20"/>
-        </w:rPr>
-        <w:t>振込期限：令和８年７月１日（火）</w:t>
+        <w:t>担当者からの連絡をお待ちください。</w:t>
       </w:r>
     </w:p>
     <w:p>
@@ -17411,6 +17961,89 @@
         <w:t>１年E組　39番　須藤 海翔　保護者　様</w:t>
       </w:r>
     </w:p>
+    <w:tbl>
+      <w:tblPr>
+        <w:tblStyle w:val="TableGrid"/>
+        <w:tblW w:type="auto" w:w="0"/>
+        <w:tblLook w:firstColumn="1" w:firstRow="1" w:lastColumn="0" w:lastRow="0" w:noHBand="0" w:noVBand="1" w:val="04A0"/>
+      </w:tblPr>
+      <w:tblGrid>
+        <w:gridCol w:w="9072"/>
+      </w:tblGrid>
+      <w:tr>
+        <w:tc>
+          <w:tcPr>
+            <w:tcW w:type="dxa" w:w="9072"/>
+            <w:shd w:val="clear" w:color="auto" w:fill="FFF2CC"/>
+            <w:vAlign w:val="center"/>
+          </w:tcPr>
+          <w:p>
+            <w:pPr>
+              <w:spacing w:before="60" w:after="20"/>
+            </w:pPr>
+            <w:r>
+              <w:rPr>
+                <w:rFonts w:ascii="游明朝" w:hAnsi="游明朝" w:eastAsia="游明朝"/>
+                <w:b/>
+                <w:sz w:val="21"/>
+              </w:rPr>
+              <w:t>【訂正・お詫び】</w:t>
+            </w:r>
+          </w:p>
+          <w:p>
+            <w:pPr>
+              <w:spacing w:before="20" w:after="20"/>
+            </w:pPr>
+            <w:r>
+              <w:rPr>
+                <w:rFonts w:ascii="游明朝" w:hAnsi="游明朝" w:eastAsia="游明朝"/>
+                <w:b w:val="0"/>
+                <w:sz w:val="20"/>
+              </w:rPr>
+              <w:t>先日お渡しした案内書について、下記の通り訂正いたします。ご迷惑をおかけし、誠に申し訳ございませんでした。</w:t>
+            </w:r>
+          </w:p>
+          <w:p>
+            <w:pPr>
+              <w:spacing w:before="20" w:after="20"/>
+              <w:ind w:left="200"/>
+            </w:pPr>
+            <w:r>
+              <w:rPr>
+                <w:rFonts w:ascii="游明朝" w:hAnsi="游明朝" w:eastAsia="游明朝"/>
+                <w:b w:val="0"/>
+                <w:sz w:val="20"/>
+              </w:rPr>
+              <w:t>① ショルダーガードのサイズを修正しました。今一度ご確認ください。</w:t>
+            </w:r>
+          </w:p>
+          <w:p>
+            <w:pPr>
+              <w:spacing w:before="20" w:after="20"/>
+              <w:ind w:left="200"/>
+            </w:pPr>
+            <w:r>
+              <w:rPr>
+                <w:rFonts w:ascii="游明朝" w:hAnsi="游明朝" w:eastAsia="游明朝"/>
+                <w:b w:val="0"/>
+                <w:sz w:val="20"/>
+              </w:rPr>
+              <w:t>② お支払いについて：三菱UFJ銀行へのお振込みは不要です。代金はミズノ担当者より各ご家庭へ個別にご連絡いたします。</w:t>
+            </w:r>
+          </w:p>
+          <w:p>
+            <w:pPr>
+              <w:spacing w:after="60"/>
+            </w:pPr>
+          </w:p>
+        </w:tc>
+      </w:tr>
+    </w:tbl>
+    <w:p>
+      <w:pPr>
+        <w:spacing w:after="80"/>
+      </w:pPr>
+    </w:p>
     <w:p>
       <w:pPr>
         <w:spacing w:before="0" w:after="120"/>
@@ -17422,7 +18055,7 @@
           <w:b w:val="0"/>
           <w:sz w:val="21"/>
         </w:rPr>
-        <w:t>平素よりラグビー部の活動にご理解・ご協力をいただき、誠にありがとうございます。下記の通り、用具一式のご注文内容と金額をお知らせいたします。内容をご確認のうえ、期日までに三菱UFJ銀行へお振込みをお願いいたします。</w:t>
+        <w:t>平素よりラグビー部の活動にご理解・ご協力をいただき、誠にありがとうございます。下記の通り、用具一式のご注文内容と金額をお知らせいたします。内容をご確認のうえ、ミズノ担当者からのご連絡をお待ちください。</w:t>
       </w:r>
     </w:p>
     <w:tbl>
@@ -18531,7 +19164,7 @@
                 <w:b w:val="0"/>
                 <w:sz w:val="20"/>
               </w:rPr>
-              <w:t>XL</w:t>
+              <w:t>S</w:t>
             </w:r>
           </w:p>
         </w:tc>
@@ -19079,7 +19712,7 @@
           <w:b/>
           <w:sz w:val="21"/>
         </w:rPr>
-        <w:t>【お振込み先】</w:t>
+        <w:t>【お支払いについて】</w:t>
       </w:r>
     </w:p>
     <w:p>
@@ -19093,7 +19726,7 @@
           <w:b w:val="0"/>
           <w:sz w:val="20"/>
         </w:rPr>
-        <w:t>銀行名：三菱UFJ銀行　世田谷支店（店番130）</w:t>
+        <w:t>代金のお支払いは、ミズノ担当者より各ご家庭へ個別にご連絡いたします。</w:t>
       </w:r>
     </w:p>
     <w:p>
@@ -19107,7 +19740,7 @@
           <w:b w:val="0"/>
           <w:sz w:val="20"/>
         </w:rPr>
-        <w:t>口座種別：普通預金　口座番号：0887504</w:t>
+        <w:t>三菱UFJ銀行へのお振込みは不要です。</w:t>
       </w:r>
     </w:p>
     <w:p>
@@ -19121,35 +19754,7 @@
           <w:b w:val="0"/>
           <w:sz w:val="20"/>
         </w:rPr>
-        <w:t>口座名義：駒澤大学高校ラグビー部　畠山 和真</w:t>
-      </w:r>
-    </w:p>
-    <w:p>
-      <w:pPr>
-        <w:spacing w:before="0" w:after="20"/>
-        <w:ind w:left="280"/>
-      </w:pPr>
-      <w:r>
-        <w:rPr>
-          <w:rFonts w:ascii="游明朝" w:hAnsi="游明朝" w:eastAsia="游明朝"/>
-          <w:b w:val="0"/>
-          <w:sz w:val="20"/>
-        </w:rPr>
-        <w:t>振込依頼人名：「１ネン 須藤海翔」と入力してください</w:t>
-      </w:r>
-    </w:p>
-    <w:p>
-      <w:pPr>
-        <w:spacing w:before="0" w:after="20"/>
-        <w:ind w:left="280"/>
-      </w:pPr>
-      <w:r>
-        <w:rPr>
-          <w:rFonts w:ascii="游明朝" w:hAnsi="游明朝" w:eastAsia="游明朝"/>
-          <w:b w:val="0"/>
-          <w:sz w:val="20"/>
-        </w:rPr>
-        <w:t>振込期限：令和８年７月１日（火）</w:t>
+        <w:t>担当者からの連絡をお待ちください。</w:t>
       </w:r>
     </w:p>
     <w:p>
@@ -19219,6 +19824,89 @@
         <w:t>１年K組　40番　中所 龍之介　保護者　様</w:t>
       </w:r>
     </w:p>
+    <w:tbl>
+      <w:tblPr>
+        <w:tblStyle w:val="TableGrid"/>
+        <w:tblW w:type="auto" w:w="0"/>
+        <w:tblLook w:firstColumn="1" w:firstRow="1" w:lastColumn="0" w:lastRow="0" w:noHBand="0" w:noVBand="1" w:val="04A0"/>
+      </w:tblPr>
+      <w:tblGrid>
+        <w:gridCol w:w="9072"/>
+      </w:tblGrid>
+      <w:tr>
+        <w:tc>
+          <w:tcPr>
+            <w:tcW w:type="dxa" w:w="9072"/>
+            <w:shd w:val="clear" w:color="auto" w:fill="FFF2CC"/>
+            <w:vAlign w:val="center"/>
+          </w:tcPr>
+          <w:p>
+            <w:pPr>
+              <w:spacing w:before="60" w:after="20"/>
+            </w:pPr>
+            <w:r>
+              <w:rPr>
+                <w:rFonts w:ascii="游明朝" w:hAnsi="游明朝" w:eastAsia="游明朝"/>
+                <w:b/>
+                <w:sz w:val="21"/>
+              </w:rPr>
+              <w:t>【訂正・お詫び】</w:t>
+            </w:r>
+          </w:p>
+          <w:p>
+            <w:pPr>
+              <w:spacing w:before="20" w:after="20"/>
+            </w:pPr>
+            <w:r>
+              <w:rPr>
+                <w:rFonts w:ascii="游明朝" w:hAnsi="游明朝" w:eastAsia="游明朝"/>
+                <w:b w:val="0"/>
+                <w:sz w:val="20"/>
+              </w:rPr>
+              <w:t>先日お渡しした案内書について、下記の通り訂正いたします。ご迷惑をおかけし、誠に申し訳ございませんでした。</w:t>
+            </w:r>
+          </w:p>
+          <w:p>
+            <w:pPr>
+              <w:spacing w:before="20" w:after="20"/>
+              <w:ind w:left="200"/>
+            </w:pPr>
+            <w:r>
+              <w:rPr>
+                <w:rFonts w:ascii="游明朝" w:hAnsi="游明朝" w:eastAsia="游明朝"/>
+                <w:b w:val="0"/>
+                <w:sz w:val="20"/>
+              </w:rPr>
+              <w:t>① ショルダーガードのサイズを修正しました。今一度ご確認ください。</w:t>
+            </w:r>
+          </w:p>
+          <w:p>
+            <w:pPr>
+              <w:spacing w:before="20" w:after="20"/>
+              <w:ind w:left="200"/>
+            </w:pPr>
+            <w:r>
+              <w:rPr>
+                <w:rFonts w:ascii="游明朝" w:hAnsi="游明朝" w:eastAsia="游明朝"/>
+                <w:b w:val="0"/>
+                <w:sz w:val="20"/>
+              </w:rPr>
+              <w:t>② お支払いについて：三菱UFJ銀行へのお振込みは不要です。代金はミズノ担当者より各ご家庭へ個別にご連絡いたします。</w:t>
+            </w:r>
+          </w:p>
+          <w:p>
+            <w:pPr>
+              <w:spacing w:after="60"/>
+            </w:pPr>
+          </w:p>
+        </w:tc>
+      </w:tr>
+    </w:tbl>
+    <w:p>
+      <w:pPr>
+        <w:spacing w:after="80"/>
+      </w:pPr>
+    </w:p>
     <w:p>
       <w:pPr>
         <w:spacing w:before="0" w:after="120"/>
@@ -19230,7 +19918,7 @@
           <w:b w:val="0"/>
           <w:sz w:val="21"/>
         </w:rPr>
-        <w:t>平素よりラグビー部の活動にご理解・ご協力をいただき、誠にありがとうございます。下記の通り、用具一式のご注文内容と金額をお知らせいたします。内容をご確認のうえ、期日までに三菱UFJ銀行へお振込みをお願いいたします。</w:t>
+        <w:t>平素よりラグビー部の活動にご理解・ご協力をいただき、誠にありがとうございます。下記の通り、用具一式のご注文内容と金額をお知らせいたします。内容をご確認のうえ、ミズノ担当者からのご連絡をお待ちください。</w:t>
       </w:r>
     </w:p>
     <w:tbl>
@@ -20339,7 +21027,7 @@
                 <w:b w:val="0"/>
                 <w:sz w:val="20"/>
               </w:rPr>
-              <w:t>L</w:t>
+              <w:t>M</w:t>
             </w:r>
           </w:p>
         </w:tc>
@@ -20887,7 +21575,7 @@
           <w:b/>
           <w:sz w:val="21"/>
         </w:rPr>
-        <w:t>【お振込み先】</w:t>
+        <w:t>【お支払いについて】</w:t>
       </w:r>
     </w:p>
     <w:p>
@@ -20901,7 +21589,7 @@
           <w:b w:val="0"/>
           <w:sz w:val="20"/>
         </w:rPr>
-        <w:t>銀行名：三菱UFJ銀行　世田谷支店（店番130）</w:t>
+        <w:t>代金のお支払いは、ミズノ担当者より各ご家庭へ個別にご連絡いたします。</w:t>
       </w:r>
     </w:p>
     <w:p>
@@ -20915,7 +21603,7 @@
           <w:b w:val="0"/>
           <w:sz w:val="20"/>
         </w:rPr>
-        <w:t>口座種別：普通預金　口座番号：0887504</w:t>
+        <w:t>三菱UFJ銀行へのお振込みは不要です。</w:t>
       </w:r>
     </w:p>
     <w:p>
@@ -20929,35 +21617,7 @@
           <w:b w:val="0"/>
           <w:sz w:val="20"/>
         </w:rPr>
-        <w:t>口座名義：駒澤大学高校ラグビー部　畠山 和真</w:t>
-      </w:r>
-    </w:p>
-    <w:p>
-      <w:pPr>
-        <w:spacing w:before="0" w:after="20"/>
-        <w:ind w:left="280"/>
-      </w:pPr>
-      <w:r>
-        <w:rPr>
-          <w:rFonts w:ascii="游明朝" w:hAnsi="游明朝" w:eastAsia="游明朝"/>
-          <w:b w:val="0"/>
-          <w:sz w:val="20"/>
-        </w:rPr>
-        <w:t>振込依頼人名：「１ネン 中所龍之介」と入力してください</w:t>
-      </w:r>
-    </w:p>
-    <w:p>
-      <w:pPr>
-        <w:spacing w:before="0" w:after="20"/>
-        <w:ind w:left="280"/>
-      </w:pPr>
-      <w:r>
-        <w:rPr>
-          <w:rFonts w:ascii="游明朝" w:hAnsi="游明朝" w:eastAsia="游明朝"/>
-          <w:b w:val="0"/>
-          <w:sz w:val="20"/>
-        </w:rPr>
-        <w:t>振込期限：令和８年７月１日（火）</w:t>
+        <w:t>担当者からの連絡をお待ちください。</w:t>
       </w:r>
     </w:p>
     <w:p>
@@ -21027,6 +21687,89 @@
         <w:t>１年E組　41番　吉田 青空　保護者　様</w:t>
       </w:r>
     </w:p>
+    <w:tbl>
+      <w:tblPr>
+        <w:tblStyle w:val="TableGrid"/>
+        <w:tblW w:type="auto" w:w="0"/>
+        <w:tblLook w:firstColumn="1" w:firstRow="1" w:lastColumn="0" w:lastRow="0" w:noHBand="0" w:noVBand="1" w:val="04A0"/>
+      </w:tblPr>
+      <w:tblGrid>
+        <w:gridCol w:w="9072"/>
+      </w:tblGrid>
+      <w:tr>
+        <w:tc>
+          <w:tcPr>
+            <w:tcW w:type="dxa" w:w="9072"/>
+            <w:shd w:val="clear" w:color="auto" w:fill="FFF2CC"/>
+            <w:vAlign w:val="center"/>
+          </w:tcPr>
+          <w:p>
+            <w:pPr>
+              <w:spacing w:before="60" w:after="20"/>
+            </w:pPr>
+            <w:r>
+              <w:rPr>
+                <w:rFonts w:ascii="游明朝" w:hAnsi="游明朝" w:eastAsia="游明朝"/>
+                <w:b/>
+                <w:sz w:val="21"/>
+              </w:rPr>
+              <w:t>【訂正・お詫び】</w:t>
+            </w:r>
+          </w:p>
+          <w:p>
+            <w:pPr>
+              <w:spacing w:before="20" w:after="20"/>
+            </w:pPr>
+            <w:r>
+              <w:rPr>
+                <w:rFonts w:ascii="游明朝" w:hAnsi="游明朝" w:eastAsia="游明朝"/>
+                <w:b w:val="0"/>
+                <w:sz w:val="20"/>
+              </w:rPr>
+              <w:t>先日お渡しした案内書について、下記の通り訂正いたします。ご迷惑をおかけし、誠に申し訳ございませんでした。</w:t>
+            </w:r>
+          </w:p>
+          <w:p>
+            <w:pPr>
+              <w:spacing w:before="20" w:after="20"/>
+              <w:ind w:left="200"/>
+            </w:pPr>
+            <w:r>
+              <w:rPr>
+                <w:rFonts w:ascii="游明朝" w:hAnsi="游明朝" w:eastAsia="游明朝"/>
+                <w:b w:val="0"/>
+                <w:sz w:val="20"/>
+              </w:rPr>
+              <w:t>① ショルダーガードのサイズを修正しました。今一度ご確認ください。</w:t>
+            </w:r>
+          </w:p>
+          <w:p>
+            <w:pPr>
+              <w:spacing w:before="20" w:after="20"/>
+              <w:ind w:left="200"/>
+            </w:pPr>
+            <w:r>
+              <w:rPr>
+                <w:rFonts w:ascii="游明朝" w:hAnsi="游明朝" w:eastAsia="游明朝"/>
+                <w:b w:val="0"/>
+                <w:sz w:val="20"/>
+              </w:rPr>
+              <w:t>② お支払いについて：三菱UFJ銀行へのお振込みは不要です。代金はミズノ担当者より各ご家庭へ個別にご連絡いたします。</w:t>
+            </w:r>
+          </w:p>
+          <w:p>
+            <w:pPr>
+              <w:spacing w:after="60"/>
+            </w:pPr>
+          </w:p>
+        </w:tc>
+      </w:tr>
+    </w:tbl>
+    <w:p>
+      <w:pPr>
+        <w:spacing w:after="80"/>
+      </w:pPr>
+    </w:p>
     <w:p>
       <w:pPr>
         <w:spacing w:before="0" w:after="120"/>
@@ -21038,7 +21781,7 @@
           <w:b w:val="0"/>
           <w:sz w:val="21"/>
         </w:rPr>
-        <w:t>平素よりラグビー部の活動にご理解・ご協力をいただき、誠にありがとうございます。下記の通り、用具一式のご注文内容と金額をお知らせいたします。内容をご確認のうえ、期日までに三菱UFJ銀行へお振込みをお願いいたします。</w:t>
+        <w:t>平素よりラグビー部の活動にご理解・ご協力をいただき、誠にありがとうございます。下記の通り、用具一式のご注文内容と金額をお知らせいたします。内容をご確認のうえ、ミズノ担当者からのご連絡をお待ちください。</w:t>
       </w:r>
     </w:p>
     <w:tbl>
@@ -22147,7 +22890,7 @@
                 <w:b w:val="0"/>
                 <w:sz w:val="20"/>
               </w:rPr>
-              <w:t>3XL</w:t>
+              <w:t>XL</w:t>
             </w:r>
           </w:p>
         </w:tc>
@@ -22695,7 +23438,7 @@
           <w:b/>
           <w:sz w:val="21"/>
         </w:rPr>
-        <w:t>【お振込み先】</w:t>
+        <w:t>【お支払いについて】</w:t>
       </w:r>
     </w:p>
     <w:p>
@@ -22709,7 +23452,7 @@
           <w:b w:val="0"/>
           <w:sz w:val="20"/>
         </w:rPr>
-        <w:t>銀行名：三菱UFJ銀行　世田谷支店（店番130）</w:t>
+        <w:t>代金のお支払いは、ミズノ担当者より各ご家庭へ個別にご連絡いたします。</w:t>
       </w:r>
     </w:p>
     <w:p>
@@ -22723,7 +23466,7 @@
           <w:b w:val="0"/>
           <w:sz w:val="20"/>
         </w:rPr>
-        <w:t>口座種別：普通預金　口座番号：0887504</w:t>
+        <w:t>三菱UFJ銀行へのお振込みは不要です。</w:t>
       </w:r>
     </w:p>
     <w:p>
@@ -22737,35 +23480,7 @@
           <w:b w:val="0"/>
           <w:sz w:val="20"/>
         </w:rPr>
-        <w:t>口座名義：駒澤大学高校ラグビー部　畠山 和真</w:t>
-      </w:r>
-    </w:p>
-    <w:p>
-      <w:pPr>
-        <w:spacing w:before="0" w:after="20"/>
-        <w:ind w:left="280"/>
-      </w:pPr>
-      <w:r>
-        <w:rPr>
-          <w:rFonts w:ascii="游明朝" w:hAnsi="游明朝" w:eastAsia="游明朝"/>
-          <w:b w:val="0"/>
-          <w:sz w:val="20"/>
-        </w:rPr>
-        <w:t>振込依頼人名：「１ネン 吉田青空」と入力してください</w:t>
-      </w:r>
-    </w:p>
-    <w:p>
-      <w:pPr>
-        <w:spacing w:before="0" w:after="20"/>
-        <w:ind w:left="280"/>
-      </w:pPr>
-      <w:r>
-        <w:rPr>
-          <w:rFonts w:ascii="游明朝" w:hAnsi="游明朝" w:eastAsia="游明朝"/>
-          <w:b w:val="0"/>
-          <w:sz w:val="20"/>
-        </w:rPr>
-        <w:t>振込期限：令和８年７月１日（火）</w:t>
+        <w:t>担当者からの連絡をお待ちください。</w:t>
       </w:r>
     </w:p>
     <w:p>
@@ -22835,6 +23550,89 @@
         <w:t>１年E組　42番　阿部 浩直　保護者　様</w:t>
       </w:r>
     </w:p>
+    <w:tbl>
+      <w:tblPr>
+        <w:tblStyle w:val="TableGrid"/>
+        <w:tblW w:type="auto" w:w="0"/>
+        <w:tblLook w:firstColumn="1" w:firstRow="1" w:lastColumn="0" w:lastRow="0" w:noHBand="0" w:noVBand="1" w:val="04A0"/>
+      </w:tblPr>
+      <w:tblGrid>
+        <w:gridCol w:w="9072"/>
+      </w:tblGrid>
+      <w:tr>
+        <w:tc>
+          <w:tcPr>
+            <w:tcW w:type="dxa" w:w="9072"/>
+            <w:shd w:val="clear" w:color="auto" w:fill="FFF2CC"/>
+            <w:vAlign w:val="center"/>
+          </w:tcPr>
+          <w:p>
+            <w:pPr>
+              <w:spacing w:before="60" w:after="20"/>
+            </w:pPr>
+            <w:r>
+              <w:rPr>
+                <w:rFonts w:ascii="游明朝" w:hAnsi="游明朝" w:eastAsia="游明朝"/>
+                <w:b/>
+                <w:sz w:val="21"/>
+              </w:rPr>
+              <w:t>【訂正・お詫び】</w:t>
+            </w:r>
+          </w:p>
+          <w:p>
+            <w:pPr>
+              <w:spacing w:before="20" w:after="20"/>
+            </w:pPr>
+            <w:r>
+              <w:rPr>
+                <w:rFonts w:ascii="游明朝" w:hAnsi="游明朝" w:eastAsia="游明朝"/>
+                <w:b w:val="0"/>
+                <w:sz w:val="20"/>
+              </w:rPr>
+              <w:t>先日お渡しした案内書について、下記の通り訂正いたします。ご迷惑をおかけし、誠に申し訳ございませんでした。</w:t>
+            </w:r>
+          </w:p>
+          <w:p>
+            <w:pPr>
+              <w:spacing w:before="20" w:after="20"/>
+              <w:ind w:left="200"/>
+            </w:pPr>
+            <w:r>
+              <w:rPr>
+                <w:rFonts w:ascii="游明朝" w:hAnsi="游明朝" w:eastAsia="游明朝"/>
+                <w:b w:val="0"/>
+                <w:sz w:val="20"/>
+              </w:rPr>
+              <w:t>① ショルダーガードのサイズを修正しました。今一度ご確認ください。</w:t>
+            </w:r>
+          </w:p>
+          <w:p>
+            <w:pPr>
+              <w:spacing w:before="20" w:after="20"/>
+              <w:ind w:left="200"/>
+            </w:pPr>
+            <w:r>
+              <w:rPr>
+                <w:rFonts w:ascii="游明朝" w:hAnsi="游明朝" w:eastAsia="游明朝"/>
+                <w:b w:val="0"/>
+                <w:sz w:val="20"/>
+              </w:rPr>
+              <w:t>② お支払いについて：三菱UFJ銀行へのお振込みは不要です。代金はミズノ担当者より各ご家庭へ個別にご連絡いたします。</w:t>
+            </w:r>
+          </w:p>
+          <w:p>
+            <w:pPr>
+              <w:spacing w:after="60"/>
+            </w:pPr>
+          </w:p>
+        </w:tc>
+      </w:tr>
+    </w:tbl>
+    <w:p>
+      <w:pPr>
+        <w:spacing w:after="80"/>
+      </w:pPr>
+    </w:p>
     <w:p>
       <w:pPr>
         <w:spacing w:before="0" w:after="120"/>
@@ -22846,7 +23644,7 @@
           <w:b w:val="0"/>
           <w:sz w:val="21"/>
         </w:rPr>
-        <w:t>平素よりラグビー部の活動にご理解・ご協力をいただき、誠にありがとうございます。下記の通り、用具一式のご注文内容と金額をお知らせいたします。内容をご確認のうえ、期日までに三菱UFJ銀行へお振込みをお願いいたします。</w:t>
+        <w:t>平素よりラグビー部の活動にご理解・ご協力をいただき、誠にありがとうございます。下記の通り、用具一式のご注文内容と金額をお知らせいたします。内容をご確認のうえ、ミズノ担当者からのご連絡をお待ちください。</w:t>
       </w:r>
     </w:p>
     <w:tbl>
@@ -23955,7 +24753,7 @@
                 <w:b w:val="0"/>
                 <w:sz w:val="20"/>
               </w:rPr>
-              <w:t>L</w:t>
+              <w:t>S</w:t>
             </w:r>
           </w:p>
         </w:tc>
@@ -24503,7 +25301,7 @@
           <w:b/>
           <w:sz w:val="21"/>
         </w:rPr>
-        <w:t>【お振込み先】</w:t>
+        <w:t>【お支払いについて】</w:t>
       </w:r>
     </w:p>
     <w:p>
@@ -24517,7 +25315,7 @@
           <w:b w:val="0"/>
           <w:sz w:val="20"/>
         </w:rPr>
-        <w:t>銀行名：三菱UFJ銀行　世田谷支店（店番130）</w:t>
+        <w:t>代金のお支払いは、ミズノ担当者より各ご家庭へ個別にご連絡いたします。</w:t>
       </w:r>
     </w:p>
     <w:p>
@@ -24531,7 +25329,7 @@
           <w:b w:val="0"/>
           <w:sz w:val="20"/>
         </w:rPr>
-        <w:t>口座種別：普通預金　口座番号：0887504</w:t>
+        <w:t>三菱UFJ銀行へのお振込みは不要です。</w:t>
       </w:r>
     </w:p>
     <w:p>
@@ -24545,35 +25343,7 @@
           <w:b w:val="0"/>
           <w:sz w:val="20"/>
         </w:rPr>
-        <w:t>口座名義：駒澤大学高校ラグビー部　畠山 和真</w:t>
-      </w:r>
-    </w:p>
-    <w:p>
-      <w:pPr>
-        <w:spacing w:before="0" w:after="20"/>
-        <w:ind w:left="280"/>
-      </w:pPr>
-      <w:r>
-        <w:rPr>
-          <w:rFonts w:ascii="游明朝" w:hAnsi="游明朝" w:eastAsia="游明朝"/>
-          <w:b w:val="0"/>
-          <w:sz w:val="20"/>
-        </w:rPr>
-        <w:t>振込依頼人名：「１ネン 阿部浩直」と入力してください</w:t>
-      </w:r>
-    </w:p>
-    <w:p>
-      <w:pPr>
-        <w:spacing w:before="0" w:after="20"/>
-        <w:ind w:left="280"/>
-      </w:pPr>
-      <w:r>
-        <w:rPr>
-          <w:rFonts w:ascii="游明朝" w:hAnsi="游明朝" w:eastAsia="游明朝"/>
-          <w:b w:val="0"/>
-          <w:sz w:val="20"/>
-        </w:rPr>
-        <w:t>振込期限：令和８年７月１日（火）</w:t>
+        <w:t>担当者からの連絡をお待ちください。</w:t>
       </w:r>
     </w:p>
     <w:p>
@@ -24643,6 +25413,89 @@
         <w:t>１年J組　44番　田口 輝真　保護者　様</w:t>
       </w:r>
     </w:p>
+    <w:tbl>
+      <w:tblPr>
+        <w:tblStyle w:val="TableGrid"/>
+        <w:tblW w:type="auto" w:w="0"/>
+        <w:tblLook w:firstColumn="1" w:firstRow="1" w:lastColumn="0" w:lastRow="0" w:noHBand="0" w:noVBand="1" w:val="04A0"/>
+      </w:tblPr>
+      <w:tblGrid>
+        <w:gridCol w:w="9072"/>
+      </w:tblGrid>
+      <w:tr>
+        <w:tc>
+          <w:tcPr>
+            <w:tcW w:type="dxa" w:w="9072"/>
+            <w:shd w:val="clear" w:color="auto" w:fill="FFF2CC"/>
+            <w:vAlign w:val="center"/>
+          </w:tcPr>
+          <w:p>
+            <w:pPr>
+              <w:spacing w:before="60" w:after="20"/>
+            </w:pPr>
+            <w:r>
+              <w:rPr>
+                <w:rFonts w:ascii="游明朝" w:hAnsi="游明朝" w:eastAsia="游明朝"/>
+                <w:b/>
+                <w:sz w:val="21"/>
+              </w:rPr>
+              <w:t>【訂正・お詫び】</w:t>
+            </w:r>
+          </w:p>
+          <w:p>
+            <w:pPr>
+              <w:spacing w:before="20" w:after="20"/>
+            </w:pPr>
+            <w:r>
+              <w:rPr>
+                <w:rFonts w:ascii="游明朝" w:hAnsi="游明朝" w:eastAsia="游明朝"/>
+                <w:b w:val="0"/>
+                <w:sz w:val="20"/>
+              </w:rPr>
+              <w:t>先日お渡しした案内書について、下記の通り訂正いたします。ご迷惑をおかけし、誠に申し訳ございませんでした。</w:t>
+            </w:r>
+          </w:p>
+          <w:p>
+            <w:pPr>
+              <w:spacing w:before="20" w:after="20"/>
+              <w:ind w:left="200"/>
+            </w:pPr>
+            <w:r>
+              <w:rPr>
+                <w:rFonts w:ascii="游明朝" w:hAnsi="游明朝" w:eastAsia="游明朝"/>
+                <w:b w:val="0"/>
+                <w:sz w:val="20"/>
+              </w:rPr>
+              <w:t>① ショルダーガードのサイズを修正しました。今一度ご確認ください。</w:t>
+            </w:r>
+          </w:p>
+          <w:p>
+            <w:pPr>
+              <w:spacing w:before="20" w:after="20"/>
+              <w:ind w:left="200"/>
+            </w:pPr>
+            <w:r>
+              <w:rPr>
+                <w:rFonts w:ascii="游明朝" w:hAnsi="游明朝" w:eastAsia="游明朝"/>
+                <w:b w:val="0"/>
+                <w:sz w:val="20"/>
+              </w:rPr>
+              <w:t>② お支払いについて：三菱UFJ銀行へのお振込みは不要です。代金はミズノ担当者より各ご家庭へ個別にご連絡いたします。</w:t>
+            </w:r>
+          </w:p>
+          <w:p>
+            <w:pPr>
+              <w:spacing w:after="60"/>
+            </w:pPr>
+          </w:p>
+        </w:tc>
+      </w:tr>
+    </w:tbl>
+    <w:p>
+      <w:pPr>
+        <w:spacing w:after="80"/>
+      </w:pPr>
+    </w:p>
     <w:p>
       <w:pPr>
         <w:spacing w:before="0" w:after="120"/>
@@ -24654,7 +25507,7 @@
           <w:b w:val="0"/>
           <w:sz w:val="21"/>
         </w:rPr>
-        <w:t>平素よりラグビー部の活動にご理解・ご協力をいただき、誠にありがとうございます。下記の通り、用具一式のご注文内容と金額をお知らせいたします。内容をご確認のうえ、期日までに三菱UFJ銀行へお振込みをお願いいたします。</w:t>
+        <w:t>平素よりラグビー部の活動にご理解・ご協力をいただき、誠にありがとうございます。下記の通り、用具一式のご注文内容と金額をお知らせいたします。内容をご確認のうえ、ミズノ担当者からのご連絡をお待ちください。</w:t>
       </w:r>
     </w:p>
     <w:tbl>
@@ -25763,7 +26616,7 @@
                 <w:b w:val="0"/>
                 <w:sz w:val="20"/>
               </w:rPr>
-              <w:t>XL</w:t>
+              <w:t>M</w:t>
             </w:r>
           </w:p>
         </w:tc>
@@ -26311,7 +27164,7 @@
           <w:b/>
           <w:sz w:val="21"/>
         </w:rPr>
-        <w:t>【お振込み先】</w:t>
+        <w:t>【お支払いについて】</w:t>
       </w:r>
     </w:p>
     <w:p>
@@ -26325,7 +27178,7 @@
           <w:b w:val="0"/>
           <w:sz w:val="20"/>
         </w:rPr>
-        <w:t>銀行名：三菱UFJ銀行　世田谷支店（店番130）</w:t>
+        <w:t>代金のお支払いは、ミズノ担当者より各ご家庭へ個別にご連絡いたします。</w:t>
       </w:r>
     </w:p>
     <w:p>
@@ -26339,7 +27192,7 @@
           <w:b w:val="0"/>
           <w:sz w:val="20"/>
         </w:rPr>
-        <w:t>口座種別：普通預金　口座番号：0887504</w:t>
+        <w:t>三菱UFJ銀行へのお振込みは不要です。</w:t>
       </w:r>
     </w:p>
     <w:p>
@@ -26353,35 +27206,7 @@
           <w:b w:val="0"/>
           <w:sz w:val="20"/>
         </w:rPr>
-        <w:t>口座名義：駒澤大学高校ラグビー部　畠山 和真</w:t>
-      </w:r>
-    </w:p>
-    <w:p>
-      <w:pPr>
-        <w:spacing w:before="0" w:after="20"/>
-        <w:ind w:left="280"/>
-      </w:pPr>
-      <w:r>
-        <w:rPr>
-          <w:rFonts w:ascii="游明朝" w:hAnsi="游明朝" w:eastAsia="游明朝"/>
-          <w:b w:val="0"/>
-          <w:sz w:val="20"/>
-        </w:rPr>
-        <w:t>振込依頼人名：「１ネン 田口輝真」と入力してください</w:t>
-      </w:r>
-    </w:p>
-    <w:p>
-      <w:pPr>
-        <w:spacing w:before="0" w:after="20"/>
-        <w:ind w:left="280"/>
-      </w:pPr>
-      <w:r>
-        <w:rPr>
-          <w:rFonts w:ascii="游明朝" w:hAnsi="游明朝" w:eastAsia="游明朝"/>
-          <w:b w:val="0"/>
-          <w:sz w:val="20"/>
-        </w:rPr>
-        <w:t>振込期限：令和８年７月１日（火）</w:t>
+        <w:t>担当者からの連絡をお待ちください。</w:t>
       </w:r>
     </w:p>
     <w:p>
@@ -26451,6 +27276,89 @@
         <w:t>１年F組　45番　遠藤 将来　保護者　様</w:t>
       </w:r>
     </w:p>
+    <w:tbl>
+      <w:tblPr>
+        <w:tblStyle w:val="TableGrid"/>
+        <w:tblW w:type="auto" w:w="0"/>
+        <w:tblLook w:firstColumn="1" w:firstRow="1" w:lastColumn="0" w:lastRow="0" w:noHBand="0" w:noVBand="1" w:val="04A0"/>
+      </w:tblPr>
+      <w:tblGrid>
+        <w:gridCol w:w="9072"/>
+      </w:tblGrid>
+      <w:tr>
+        <w:tc>
+          <w:tcPr>
+            <w:tcW w:type="dxa" w:w="9072"/>
+            <w:shd w:val="clear" w:color="auto" w:fill="FFF2CC"/>
+            <w:vAlign w:val="center"/>
+          </w:tcPr>
+          <w:p>
+            <w:pPr>
+              <w:spacing w:before="60" w:after="20"/>
+            </w:pPr>
+            <w:r>
+              <w:rPr>
+                <w:rFonts w:ascii="游明朝" w:hAnsi="游明朝" w:eastAsia="游明朝"/>
+                <w:b/>
+                <w:sz w:val="21"/>
+              </w:rPr>
+              <w:t>【訂正・お詫び】</w:t>
+            </w:r>
+          </w:p>
+          <w:p>
+            <w:pPr>
+              <w:spacing w:before="20" w:after="20"/>
+            </w:pPr>
+            <w:r>
+              <w:rPr>
+                <w:rFonts w:ascii="游明朝" w:hAnsi="游明朝" w:eastAsia="游明朝"/>
+                <w:b w:val="0"/>
+                <w:sz w:val="20"/>
+              </w:rPr>
+              <w:t>先日お渡しした案内書について、下記の通り訂正いたします。ご迷惑をおかけし、誠に申し訳ございませんでした。</w:t>
+            </w:r>
+          </w:p>
+          <w:p>
+            <w:pPr>
+              <w:spacing w:before="20" w:after="20"/>
+              <w:ind w:left="200"/>
+            </w:pPr>
+            <w:r>
+              <w:rPr>
+                <w:rFonts w:ascii="游明朝" w:hAnsi="游明朝" w:eastAsia="游明朝"/>
+                <w:b w:val="0"/>
+                <w:sz w:val="20"/>
+              </w:rPr>
+              <w:t>① ショルダーガードのサイズを修正しました。今一度ご確認ください。</w:t>
+            </w:r>
+          </w:p>
+          <w:p>
+            <w:pPr>
+              <w:spacing w:before="20" w:after="20"/>
+              <w:ind w:left="200"/>
+            </w:pPr>
+            <w:r>
+              <w:rPr>
+                <w:rFonts w:ascii="游明朝" w:hAnsi="游明朝" w:eastAsia="游明朝"/>
+                <w:b w:val="0"/>
+                <w:sz w:val="20"/>
+              </w:rPr>
+              <w:t>② お支払いについて：三菱UFJ銀行へのお振込みは不要です。代金はミズノ担当者より各ご家庭へ個別にご連絡いたします。</w:t>
+            </w:r>
+          </w:p>
+          <w:p>
+            <w:pPr>
+              <w:spacing w:after="60"/>
+            </w:pPr>
+          </w:p>
+        </w:tc>
+      </w:tr>
+    </w:tbl>
+    <w:p>
+      <w:pPr>
+        <w:spacing w:after="80"/>
+      </w:pPr>
+    </w:p>
     <w:p>
       <w:pPr>
         <w:spacing w:before="0" w:after="120"/>
@@ -26462,7 +27370,7 @@
           <w:b w:val="0"/>
           <w:sz w:val="21"/>
         </w:rPr>
-        <w:t>平素よりラグビー部の活動にご理解・ご協力をいただき、誠にありがとうございます。下記の通り、用具一式のご注文内容と金額をお知らせいたします。内容をご確認のうえ、期日までに三菱UFJ銀行へお振込みをお願いいたします。</w:t>
+        <w:t>平素よりラグビー部の活動にご理解・ご協力をいただき、誠にありがとうございます。下記の通り、用具一式のご注文内容と金額をお知らせいたします。内容をご確認のうえ、ミズノ担当者からのご連絡をお待ちください。</w:t>
       </w:r>
     </w:p>
     <w:tbl>
@@ -28119,7 +29027,7 @@
           <w:b/>
           <w:sz w:val="21"/>
         </w:rPr>
-        <w:t>【お振込み先】</w:t>
+        <w:t>【お支払いについて】</w:t>
       </w:r>
     </w:p>
     <w:p>
@@ -28133,7 +29041,7 @@
           <w:b w:val="0"/>
           <w:sz w:val="20"/>
         </w:rPr>
-        <w:t>銀行名：三菱UFJ銀行　世田谷支店（店番130）</w:t>
+        <w:t>代金のお支払いは、ミズノ担当者より各ご家庭へ個別にご連絡いたします。</w:t>
       </w:r>
     </w:p>
     <w:p>
@@ -28147,7 +29055,7 @@
           <w:b w:val="0"/>
           <w:sz w:val="20"/>
         </w:rPr>
-        <w:t>口座種別：普通預金　口座番号：0887504</w:t>
+        <w:t>三菱UFJ銀行へのお振込みは不要です。</w:t>
       </w:r>
     </w:p>
     <w:p>
@@ -28161,35 +29069,7 @@
           <w:b w:val="0"/>
           <w:sz w:val="20"/>
         </w:rPr>
-        <w:t>口座名義：駒澤大学高校ラグビー部　畠山 和真</w:t>
-      </w:r>
-    </w:p>
-    <w:p>
-      <w:pPr>
-        <w:spacing w:before="0" w:after="20"/>
-        <w:ind w:left="280"/>
-      </w:pPr>
-      <w:r>
-        <w:rPr>
-          <w:rFonts w:ascii="游明朝" w:hAnsi="游明朝" w:eastAsia="游明朝"/>
-          <w:b w:val="0"/>
-          <w:sz w:val="20"/>
-        </w:rPr>
-        <w:t>振込依頼人名：「１ネン 遠藤将来」と入力してください</w:t>
-      </w:r>
-    </w:p>
-    <w:p>
-      <w:pPr>
-        <w:spacing w:before="0" w:after="20"/>
-        <w:ind w:left="280"/>
-      </w:pPr>
-      <w:r>
-        <w:rPr>
-          <w:rFonts w:ascii="游明朝" w:hAnsi="游明朝" w:eastAsia="游明朝"/>
-          <w:b w:val="0"/>
-          <w:sz w:val="20"/>
-        </w:rPr>
-        <w:t>振込期限：令和８年７月１日（火）</w:t>
+        <w:t>担当者からの連絡をお待ちください。</w:t>
       </w:r>
     </w:p>
     <w:p>
@@ -28259,6 +29139,89 @@
         <w:t>１年E組　47番　増喜 晴也　保護者　様</w:t>
       </w:r>
     </w:p>
+    <w:tbl>
+      <w:tblPr>
+        <w:tblStyle w:val="TableGrid"/>
+        <w:tblW w:type="auto" w:w="0"/>
+        <w:tblLook w:firstColumn="1" w:firstRow="1" w:lastColumn="0" w:lastRow="0" w:noHBand="0" w:noVBand="1" w:val="04A0"/>
+      </w:tblPr>
+      <w:tblGrid>
+        <w:gridCol w:w="9072"/>
+      </w:tblGrid>
+      <w:tr>
+        <w:tc>
+          <w:tcPr>
+            <w:tcW w:type="dxa" w:w="9072"/>
+            <w:shd w:val="clear" w:color="auto" w:fill="FFF2CC"/>
+            <w:vAlign w:val="center"/>
+          </w:tcPr>
+          <w:p>
+            <w:pPr>
+              <w:spacing w:before="60" w:after="20"/>
+            </w:pPr>
+            <w:r>
+              <w:rPr>
+                <w:rFonts w:ascii="游明朝" w:hAnsi="游明朝" w:eastAsia="游明朝"/>
+                <w:b/>
+                <w:sz w:val="21"/>
+              </w:rPr>
+              <w:t>【訂正・お詫び】</w:t>
+            </w:r>
+          </w:p>
+          <w:p>
+            <w:pPr>
+              <w:spacing w:before="20" w:after="20"/>
+            </w:pPr>
+            <w:r>
+              <w:rPr>
+                <w:rFonts w:ascii="游明朝" w:hAnsi="游明朝" w:eastAsia="游明朝"/>
+                <w:b w:val="0"/>
+                <w:sz w:val="20"/>
+              </w:rPr>
+              <w:t>先日お渡しした案内書について、下記の通り訂正いたします。ご迷惑をおかけし、誠に申し訳ございませんでした。</w:t>
+            </w:r>
+          </w:p>
+          <w:p>
+            <w:pPr>
+              <w:spacing w:before="20" w:after="20"/>
+              <w:ind w:left="200"/>
+            </w:pPr>
+            <w:r>
+              <w:rPr>
+                <w:rFonts w:ascii="游明朝" w:hAnsi="游明朝" w:eastAsia="游明朝"/>
+                <w:b w:val="0"/>
+                <w:sz w:val="20"/>
+              </w:rPr>
+              <w:t>① ショルダーガードのサイズを修正しました。今一度ご確認ください。</w:t>
+            </w:r>
+          </w:p>
+          <w:p>
+            <w:pPr>
+              <w:spacing w:before="20" w:after="20"/>
+              <w:ind w:left="200"/>
+            </w:pPr>
+            <w:r>
+              <w:rPr>
+                <w:rFonts w:ascii="游明朝" w:hAnsi="游明朝" w:eastAsia="游明朝"/>
+                <w:b w:val="0"/>
+                <w:sz w:val="20"/>
+              </w:rPr>
+              <w:t>② お支払いについて：三菱UFJ銀行へのお振込みは不要です。代金はミズノ担当者より各ご家庭へ個別にご連絡いたします。</w:t>
+            </w:r>
+          </w:p>
+          <w:p>
+            <w:pPr>
+              <w:spacing w:after="60"/>
+            </w:pPr>
+          </w:p>
+        </w:tc>
+      </w:tr>
+    </w:tbl>
+    <w:p>
+      <w:pPr>
+        <w:spacing w:after="80"/>
+      </w:pPr>
+    </w:p>
     <w:p>
       <w:pPr>
         <w:spacing w:before="0" w:after="120"/>
@@ -28270,7 +29233,7 @@
           <w:b w:val="0"/>
           <w:sz w:val="21"/>
         </w:rPr>
-        <w:t>平素よりラグビー部の活動にご理解・ご協力をいただき、誠にありがとうございます。下記の通り、用具一式のご注文内容と金額をお知らせいたします。内容をご確認のうえ、期日までに三菱UFJ銀行へお振込みをお願いいたします。</w:t>
+        <w:t>平素よりラグビー部の活動にご理解・ご協力をいただき、誠にありがとうございます。下記の通り、用具一式のご注文内容と金額をお知らせいたします。内容をご確認のうえ、ミズノ担当者からのご連絡をお待ちください。</w:t>
       </w:r>
     </w:p>
     <w:tbl>
@@ -29379,7 +30342,7 @@
                 <w:b w:val="0"/>
                 <w:sz w:val="20"/>
               </w:rPr>
-              <w:t>2XL</w:t>
+              <w:t>L</w:t>
             </w:r>
           </w:p>
         </w:tc>
@@ -29927,7 +30890,7 @@
           <w:b/>
           <w:sz w:val="21"/>
         </w:rPr>
-        <w:t>【お振込み先】</w:t>
+        <w:t>【お支払いについて】</w:t>
       </w:r>
     </w:p>
     <w:p>
@@ -29941,7 +30904,7 @@
           <w:b w:val="0"/>
           <w:sz w:val="20"/>
         </w:rPr>
-        <w:t>銀行名：三菱UFJ銀行　世田谷支店（店番130）</w:t>
+        <w:t>代金のお支払いは、ミズノ担当者より各ご家庭へ個別にご連絡いたします。</w:t>
       </w:r>
     </w:p>
     <w:p>
@@ -29955,7 +30918,7 @@
           <w:b w:val="0"/>
           <w:sz w:val="20"/>
         </w:rPr>
-        <w:t>口座種別：普通預金　口座番号：0887504</w:t>
+        <w:t>三菱UFJ銀行へのお振込みは不要です。</w:t>
       </w:r>
     </w:p>
     <w:p>
@@ -29969,35 +30932,7 @@
           <w:b w:val="0"/>
           <w:sz w:val="20"/>
         </w:rPr>
-        <w:t>口座名義：駒澤大学高校ラグビー部　畠山 和真</w:t>
-      </w:r>
-    </w:p>
-    <w:p>
-      <w:pPr>
-        <w:spacing w:before="0" w:after="20"/>
-        <w:ind w:left="280"/>
-      </w:pPr>
-      <w:r>
-        <w:rPr>
-          <w:rFonts w:ascii="游明朝" w:hAnsi="游明朝" w:eastAsia="游明朝"/>
-          <w:b w:val="0"/>
-          <w:sz w:val="20"/>
-        </w:rPr>
-        <w:t>振込依頼人名：「１ネン 増喜晴也」と入力してください</w:t>
-      </w:r>
-    </w:p>
-    <w:p>
-      <w:pPr>
-        <w:spacing w:before="0" w:after="20"/>
-        <w:ind w:left="280"/>
-      </w:pPr>
-      <w:r>
-        <w:rPr>
-          <w:rFonts w:ascii="游明朝" w:hAnsi="游明朝" w:eastAsia="游明朝"/>
-          <w:b w:val="0"/>
-          <w:sz w:val="20"/>
-        </w:rPr>
-        <w:t>振込期限：令和８年７月１日（火）</w:t>
+        <w:t>担当者からの連絡をお待ちください。</w:t>
       </w:r>
     </w:p>
     <w:p>
